--- a/assets/downloads/simulation-3/postsimulation-activity-4-reflective-practice.docx
+++ b/assets/downloads/simulation-3/postsimulation-activity-4-reflective-practice.docx
@@ -1,6 +1,6 @@
 
 <file path=word/document.xml><?xml version="1.0" encoding="utf-8"?>
-<w:document xmlns:wpc="http://schemas.microsoft.com/office/word/2010/wordprocessingCanvas" xmlns:cx="http://schemas.microsoft.com/office/drawing/2014/chartex" xmlns:cx1="http://schemas.microsoft.com/office/drawing/2015/9/8/chartex" xmlns:cx2="http://schemas.microsoft.com/office/drawing/2015/10/21/chartex" xmlns:cx3="http://schemas.microsoft.com/office/drawing/2016/5/9/chartex" xmlns:cx4="http://schemas.microsoft.com/office/drawing/2016/5/10/chartex" xmlns:cx5="http://schemas.microsoft.com/office/drawing/2016/5/11/chartex" xmlns:cx6="http://schemas.microsoft.com/office/drawing/2016/5/12/chartex" xmlns:cx7="http://schemas.microsoft.com/office/drawing/2016/5/13/chartex" xmlns:cx8="http://schemas.microsoft.com/office/drawing/2016/5/14/chartex" xmlns:mc="http://schemas.openxmlformats.org/markup-compatibility/2006" xmlns:aink="http://schemas.microsoft.com/office/drawing/2016/ink" xmlns:am3d="http://schemas.microsoft.com/office/drawing/2017/model3d" xmlns:o="urn:schemas-microsoft-com:office:office" xmlns:oel="http://schemas.microsoft.com/office/2019/extlst" xmlns:r="http://schemas.openxmlformats.org/officeDocument/2006/relationships" xmlns:m="http://schemas.openxmlformats.org/officeDocument/2006/math" xmlns:v="urn:schemas-microsoft-com:vml" xmlns:wp14="http://schemas.microsoft.com/office/word/2010/wordprocessingDrawing" xmlns:wp="http://schemas.openxmlformats.org/drawingml/2006/wordprocessingDrawing" xmlns:w10="urn:schemas-microsoft-com:office:word" xmlns:w="http://schemas.openxmlformats.org/wordprocessingml/2006/main" xmlns:w14="http://schemas.microsoft.com/office/word/2010/wordml" xmlns:w15="http://schemas.microsoft.com/office/word/2012/wordml" xmlns:w16cei="http://schemas.microsoft.com/office/word/2026/wordml/cei" xmlns:w16cex="http://schemas.microsoft.com/office/word/2018/wordml/cex" xmlns:w16cid="http://schemas.microsoft.com/office/word/2016/wordml/cid" xmlns:w16="http://schemas.microsoft.com/office/word/2018/wordml" xmlns:w16du="http://schemas.microsoft.com/office/word/2023/wordml/word16du" xmlns:w16sdtdh="http://schemas.microsoft.com/office/word/2020/wordml/sdtdatahash" xmlns:w16sdtfl="http://schemas.microsoft.com/office/word/2024/wordml/sdtformatlock" xmlns:w16se="http://schemas.microsoft.com/office/word/2015/wordml/symex" xmlns:wpg="http://schemas.microsoft.com/office/word/2010/wordprocessingGroup" xmlns:wpi="http://schemas.microsoft.com/office/word/2010/wordprocessingInk" xmlns:wne="http://schemas.microsoft.com/office/word/2006/wordml" xmlns:wps="http://schemas.microsoft.com/office/word/2010/wordprocessingShape" mc:Ignorable="w14 w15 w16se w16cid w16 w16cex w16sdtdh w16sdtfl w16du wp14">
+<w:document xmlns:wpc="http://schemas.microsoft.com/office/word/2010/wordprocessingCanvas" xmlns:cx="http://schemas.microsoft.com/office/drawing/2014/chartex" xmlns:cx1="http://schemas.microsoft.com/office/drawing/2015/9/8/chartex" xmlns:cx2="http://schemas.microsoft.com/office/drawing/2015/10/21/chartex" xmlns:cx3="http://schemas.microsoft.com/office/drawing/2016/5/9/chartex" xmlns:cx4="http://schemas.microsoft.com/office/drawing/2016/5/10/chartex" xmlns:cx5="http://schemas.microsoft.com/office/drawing/2016/5/11/chartex" xmlns:cx6="http://schemas.microsoft.com/office/drawing/2016/5/12/chartex" xmlns:cx7="http://schemas.microsoft.com/office/drawing/2016/5/13/chartex" xmlns:cx8="http://schemas.microsoft.com/office/drawing/2016/5/14/chartex" xmlns:mc="http://schemas.openxmlformats.org/markup-compatibility/2006" xmlns:aink="http://schemas.microsoft.com/office/drawing/2016/ink" xmlns:am3d="http://schemas.microsoft.com/office/drawing/2017/model3d" xmlns:o="urn:schemas-microsoft-com:office:office" xmlns:oel="http://schemas.microsoft.com/office/2019/extlst" xmlns:r="http://schemas.openxmlformats.org/officeDocument/2006/relationships" xmlns:m="http://schemas.openxmlformats.org/officeDocument/2006/math" xmlns:v="urn:schemas-microsoft-com:vml" xmlns:wp14="http://schemas.microsoft.com/office/word/2010/wordprocessingDrawing" xmlns:wp="http://schemas.openxmlformats.org/drawingml/2006/wordprocessingDrawing" xmlns:w10="urn:schemas-microsoft-com:office:word" xmlns:w="http://schemas.openxmlformats.org/wordprocessingml/2006/main" xmlns:w14="http://schemas.microsoft.com/office/word/2010/wordml" xmlns:w15="http://schemas.microsoft.com/office/word/2012/wordml" xmlns:w16cex="http://schemas.microsoft.com/office/word/2018/wordml/cex" xmlns:w16cid="http://schemas.microsoft.com/office/word/2016/wordml/cid" xmlns:w16="http://schemas.microsoft.com/office/word/2018/wordml" xmlns:w16du="http://schemas.microsoft.com/office/word/2023/wordml/word16du" xmlns:w16sdtdh="http://schemas.microsoft.com/office/word/2020/wordml/sdtdatahash" xmlns:w16sdtfl="http://schemas.microsoft.com/office/word/2024/wordml/sdtformatlock" xmlns:w16se="http://schemas.microsoft.com/office/word/2015/wordml/symex" xmlns:wpg="http://schemas.microsoft.com/office/word/2010/wordprocessingGroup" xmlns:wpi="http://schemas.microsoft.com/office/word/2010/wordprocessingInk" xmlns:wne="http://schemas.microsoft.com/office/word/2006/wordml" xmlns:wps="http://schemas.microsoft.com/office/word/2010/wordprocessingShape" mc:Ignorable="w14 w15 w16se w16cid w16 w16cex w16sdtdh w16sdtfl w16du wp14">
   <w:body>
     <w:p>
       <w:pPr>
@@ -12,94 +12,58 @@
           <w:color w:val="000000"/>
         </w:rPr>
       </w:pPr>
-      <w:r>
-        <w:rPr>
-          <w:rFonts w:ascii="Aptos" w:hAnsi="Aptos" w:cs="Aptos" w:eastAsia="Aptos"/>
+      <w:proofErr w:type="spellStart"/>
+      <w:r>
+        <w:rPr>
+          <w:rFonts w:ascii="Aptos" w:eastAsia="Aptos" w:hAnsi="Aptos" w:cs="Aptos"/>
           <w:bCs/>
           <w:color w:val="000000"/>
-          <w:sz w:val="40"/>
           <w:szCs w:val="40"/>
         </w:rPr>
-        <w:t/>
-      </w:r>
-      <w:r>
-        <w:rPr>
-          <w:rFonts w:ascii="Aptos" w:hAnsi="Aptos" w:cs="Aptos" w:eastAsia="Aptos"/>
+        <w:t>P</w:t>
+      </w:r>
+      <w:r>
+        <w:rPr>
+          <w:rFonts w:ascii="Aptos" w:eastAsia="Aptos" w:hAnsi="Aptos" w:cs="Aptos"/>
           <w:bCs/>
           <w:color w:val="000000"/>
-          <w:sz w:val="40"/>
           <w:szCs w:val="40"/>
         </w:rPr>
-        <w:t/>
-      </w:r>
-      <w:r>
-        <w:rPr>
-          <w:rFonts w:ascii="Aptos" w:hAnsi="Aptos" w:cs="Aptos" w:eastAsia="Aptos"/>
+        <w:t>ostsimulation</w:t>
+      </w:r>
+      <w:proofErr w:type="spellEnd"/>
+      <w:r>
+        <w:rPr>
+          <w:rFonts w:ascii="Aptos" w:eastAsia="Aptos" w:hAnsi="Aptos" w:cs="Aptos"/>
           <w:bCs/>
           <w:color w:val="000000"/>
-          <w:sz w:val="40"/>
           <w:szCs w:val="40"/>
         </w:rPr>
-        <w:t/>
-      </w:r>
-      <w:proofErr w:type="spellStart"/>
-      <w:r>
-        <w:rPr>
-          <w:rFonts w:ascii="Aptos" w:hAnsi="Aptos" w:cs="Aptos" w:eastAsia="Aptos"/>
+        <w:t xml:space="preserve"> Activity </w:t>
+      </w:r>
+      <w:r>
+        <w:rPr>
+          <w:rFonts w:ascii="Aptos" w:eastAsia="Aptos" w:hAnsi="Aptos" w:cs="Aptos"/>
           <w:bCs/>
           <w:color w:val="000000"/>
-          <w:sz w:val="40"/>
           <w:szCs w:val="40"/>
         </w:rPr>
-        <w:t>P</w:t>
-      </w:r>
-      <w:r>
-        <w:rPr>
-          <w:rFonts w:ascii="Aptos" w:hAnsi="Aptos" w:cs="Aptos" w:eastAsia="Aptos"/>
+        <w:t>4</w:t>
+      </w:r>
+      <w:r>
+        <w:rPr>
+          <w:rFonts w:ascii="Aptos" w:eastAsia="Aptos" w:hAnsi="Aptos" w:cs="Aptos"/>
           <w:bCs/>
           <w:color w:val="000000"/>
-          <w:sz w:val="40"/>
           <w:szCs w:val="40"/>
         </w:rPr>
-        <w:t>ostsimulation</w:t>
-      </w:r>
-      <w:proofErr w:type="spellEnd"/>
-      <w:r>
-        <w:rPr>
-          <w:rFonts w:ascii="Aptos" w:hAnsi="Aptos" w:cs="Aptos" w:eastAsia="Aptos"/>
+        <w:t xml:space="preserve">: </w:t>
+      </w:r>
+      <w:r>
+        <w:rPr>
+          <w:rFonts w:ascii="Aptos" w:eastAsia="Aptos" w:hAnsi="Aptos" w:cs="Aptos"/>
           <w:bCs/>
           <w:color w:val="000000"/>
-          <w:sz w:val="40"/>
-          <w:szCs w:val="40"/>
-        </w:rPr>
-        <w:t xml:space="preserve"> Activity </w:t>
-      </w:r>
-      <w:r>
-        <w:rPr>
-          <w:rFonts w:ascii="Aptos" w:hAnsi="Aptos" w:cs="Aptos" w:eastAsia="Aptos"/>
-          <w:bCs/>
-          <w:color w:val="000000"/>
-          <w:sz w:val="40"/>
-          <w:szCs w:val="40"/>
-        </w:rPr>
-        <w:t>4</w:t>
-      </w:r>
-      <w:r>
-        <w:rPr>
-          <w:rFonts w:ascii="Aptos" w:hAnsi="Aptos" w:cs="Aptos" w:eastAsia="Aptos"/>
-          <w:bCs/>
-          <w:color w:val="000000"/>
-          <w:sz w:val="40"/>
-          <w:szCs w:val="40"/>
-        </w:rPr>
-        <w:t xml:space="preserve">: </w:t>
-      </w:r>
-      <w:r>
-        <w:rPr>
-          <w:rFonts w:ascii="Aptos" w:hAnsi="Aptos" w:cs="Aptos" w:eastAsia="Aptos"/>
-          <w:bCs/>
-          <w:color w:val="000000"/>
-          <w:sz w:val="40"/>
           <w:szCs w:val="40"/>
         </w:rPr>
         <w:t>Reflective Practice</w:t>
@@ -115,7 +79,6 @@
       </w:pPr>
       <w:r>
         <w:rPr>
-          <w:rFonts w:ascii="Aptos" w:hAnsi="Aptos" w:cs="Aptos" w:eastAsia="Aptos"/>
           <w:bCs/>
           <w:color w:val="000000"/>
         </w:rPr>
@@ -123,7 +86,6 @@
       </w:r>
       <w:r>
         <w:rPr>
-          <w:rFonts w:ascii="Aptos" w:eastAsia="Aptos" w:hAnsi="Aptos" w:cs="Aptos"/>
           <w:color w:val="000000"/>
         </w:rPr>
         <w:t xml:space="preserve">Koshy K, Limb C, Gundogan B, Whitehurst K, </w:t>
@@ -131,7 +93,6 @@
       <w:proofErr w:type="spellStart"/>
       <w:r>
         <w:rPr>
-          <w:rFonts w:ascii="Aptos" w:eastAsia="Aptos" w:hAnsi="Aptos" w:cs="Aptos"/>
           <w:color w:val="000000"/>
         </w:rPr>
         <w:t>Jafree</w:t>
@@ -139,35 +100,30 @@
       <w:proofErr w:type="spellEnd"/>
       <w:r>
         <w:rPr>
-          <w:rFonts w:ascii="Aptos" w:eastAsia="Aptos" w:hAnsi="Aptos" w:cs="Aptos"/>
           <w:color w:val="000000"/>
         </w:rPr>
         <w:t xml:space="preserve"> DJ. Reflective </w:t>
       </w:r>
       <w:r>
         <w:rPr>
-          <w:rFonts w:ascii="Aptos" w:eastAsia="Aptos" w:hAnsi="Aptos" w:cs="Aptos"/>
           <w:color w:val="000000"/>
         </w:rPr>
         <w:t>practice in health care and how to reflect effectively</w:t>
       </w:r>
       <w:r>
         <w:rPr>
-          <w:rFonts w:ascii="Aptos" w:eastAsia="Aptos" w:hAnsi="Aptos" w:cs="Aptos"/>
           <w:color w:val="000000"/>
         </w:rPr>
         <w:t>.</w:t>
       </w:r>
       <w:r>
         <w:rPr>
-          <w:rFonts w:ascii="Aptos" w:eastAsia="Aptos" w:hAnsi="Aptos" w:cs="Aptos"/>
           <w:color w:val="000000"/>
         </w:rPr>
         <w:t xml:space="preserve"> </w:t>
       </w:r>
       <w:r>
         <w:rPr>
-          <w:rFonts w:ascii="Aptos" w:eastAsia="Aptos" w:hAnsi="Aptos" w:cs="Aptos"/>
           <w:i/>
           <w:iCs/>
           <w:color w:val="000000"/>
@@ -176,112 +132,96 @@
       </w:r>
       <w:r>
         <w:rPr>
-          <w:rFonts w:ascii="Aptos" w:eastAsia="Aptos" w:hAnsi="Aptos" w:cs="Aptos"/>
           <w:color w:val="000000"/>
         </w:rPr>
         <w:t>.</w:t>
       </w:r>
       <w:r>
         <w:rPr>
-          <w:rFonts w:ascii="Aptos" w:eastAsia="Aptos" w:hAnsi="Aptos" w:cs="Aptos"/>
           <w:color w:val="000000"/>
         </w:rPr>
         <w:t xml:space="preserve"> </w:t>
       </w:r>
       <w:r>
         <w:rPr>
-          <w:rFonts w:ascii="Aptos" w:eastAsia="Aptos" w:hAnsi="Aptos" w:cs="Aptos"/>
           <w:color w:val="000000"/>
         </w:rPr>
         <w:t>2017</w:t>
       </w:r>
       <w:r>
         <w:rPr>
-          <w:rFonts w:ascii="Aptos" w:eastAsia="Aptos" w:hAnsi="Aptos" w:cs="Aptos"/>
           <w:color w:val="000000"/>
         </w:rPr>
         <w:t>;</w:t>
       </w:r>
       <w:r>
         <w:rPr>
-          <w:rFonts w:ascii="Aptos" w:eastAsia="Aptos" w:hAnsi="Aptos" w:cs="Aptos"/>
           <w:color w:val="000000"/>
         </w:rPr>
         <w:t>2</w:t>
       </w:r>
       <w:r>
         <w:rPr>
-          <w:rFonts w:ascii="Aptos" w:eastAsia="Aptos" w:hAnsi="Aptos" w:cs="Aptos"/>
           <w:color w:val="000000"/>
         </w:rPr>
         <w:t>(</w:t>
       </w:r>
       <w:r>
         <w:rPr>
-          <w:rFonts w:ascii="Aptos" w:eastAsia="Aptos" w:hAnsi="Aptos" w:cs="Aptos"/>
           <w:color w:val="000000"/>
         </w:rPr>
         <w:t>6</w:t>
       </w:r>
       <w:r>
         <w:rPr>
-          <w:rFonts w:ascii="Aptos" w:eastAsia="Aptos" w:hAnsi="Aptos" w:cs="Aptos"/>
           <w:color w:val="000000"/>
         </w:rPr>
         <w:t>)</w:t>
       </w:r>
       <w:r>
         <w:rPr>
-          <w:rFonts w:ascii="Aptos" w:eastAsia="Aptos" w:hAnsi="Aptos" w:cs="Aptos"/>
           <w:color w:val="000000"/>
         </w:rPr>
         <w:t>:e20</w:t>
       </w:r>
       <w:r>
         <w:rPr>
-          <w:rFonts w:ascii="Aptos" w:eastAsia="Aptos" w:hAnsi="Aptos" w:cs="Aptos"/>
           <w:color w:val="000000"/>
         </w:rPr>
         <w:t xml:space="preserve">. </w:t>
       </w:r>
       <w:r>
         <w:rPr>
-          <w:rFonts w:ascii="Aptos" w:eastAsia="Aptos" w:hAnsi="Aptos" w:cs="Aptos"/>
           <w:color w:val="000000"/>
         </w:rPr>
         <w:t>doi:</w:t>
       </w:r>
       <w:r>
         <w:rPr>
-          <w:rFonts w:ascii="Aptos" w:eastAsia="Aptos" w:hAnsi="Aptos" w:cs="Aptos"/>
           <w:color w:val="000000"/>
         </w:rPr>
         <w:t>10</w:t>
       </w:r>
       <w:r>
         <w:rPr>
-          <w:rFonts w:ascii="Aptos" w:eastAsia="Aptos" w:hAnsi="Aptos" w:cs="Aptos"/>
           <w:color w:val="000000"/>
         </w:rPr>
         <w:t>.</w:t>
       </w:r>
       <w:r>
         <w:rPr>
-          <w:rFonts w:ascii="Aptos" w:eastAsia="Aptos" w:hAnsi="Aptos" w:cs="Aptos"/>
           <w:color w:val="000000"/>
         </w:rPr>
         <w:t>1097</w:t>
       </w:r>
       <w:r>
         <w:rPr>
-          <w:rFonts w:ascii="Aptos" w:eastAsia="Aptos" w:hAnsi="Aptos" w:cs="Aptos"/>
           <w:color w:val="000000"/>
         </w:rPr>
         <w:t>/IJ9.</w:t>
       </w:r>
       <w:r>
         <w:rPr>
-          <w:rFonts w:ascii="Aptos" w:eastAsia="Aptos" w:hAnsi="Aptos" w:cs="Aptos"/>
           <w:color w:val="000000"/>
         </w:rPr>
         <w:t>0000000000000020</w:t>
@@ -297,21 +237,18 @@
       </w:pPr>
       <w:r>
         <w:rPr>
-          <w:rFonts w:ascii="Aptos" w:eastAsia="Aptos" w:hAnsi="Aptos" w:cs="Aptos"/>
           <w:color w:val="000000"/>
         </w:rPr>
         <w:t>Answer</w:t>
       </w:r>
       <w:r>
         <w:rPr>
-          <w:rFonts w:ascii="Aptos" w:eastAsia="Aptos" w:hAnsi="Aptos" w:cs="Aptos"/>
           <w:color w:val="000000"/>
         </w:rPr>
         <w:t xml:space="preserve"> these questions</w:t>
       </w:r>
       <w:r>
         <w:rPr>
-          <w:rFonts w:ascii="Aptos" w:eastAsia="Aptos" w:hAnsi="Aptos" w:cs="Aptos"/>
           <w:color w:val="000000"/>
         </w:rPr>
         <w:t>:</w:t>
@@ -332,35 +269,30 @@
       </w:pPr>
       <w:r>
         <w:rPr>
-          <w:rFonts w:ascii="Aptos" w:eastAsia="Aptos" w:hAnsi="Aptos" w:cs="Aptos"/>
           <w:color w:val="000000"/>
         </w:rPr>
         <w:t>“What, where, and who</w:t>
       </w:r>
       <w:r>
         <w:rPr>
-          <w:rFonts w:ascii="Aptos" w:eastAsia="Aptos" w:hAnsi="Aptos" w:cs="Aptos"/>
           <w:color w:val="000000"/>
         </w:rPr>
         <w:t>—</w:t>
       </w:r>
       <w:r>
         <w:rPr>
-          <w:rFonts w:ascii="Aptos" w:eastAsia="Aptos" w:hAnsi="Aptos" w:cs="Aptos"/>
           <w:color w:val="000000"/>
         </w:rPr>
         <w:t>the situation</w:t>
       </w:r>
       <w:r>
         <w:rPr>
-          <w:rFonts w:ascii="Aptos" w:eastAsia="Aptos" w:hAnsi="Aptos" w:cs="Aptos"/>
           <w:color w:val="000000"/>
         </w:rPr>
         <w:t>.</w:t>
       </w:r>
       <w:r>
         <w:rPr>
-          <w:rFonts w:ascii="Aptos" w:eastAsia="Aptos" w:hAnsi="Aptos" w:cs="Aptos"/>
           <w:color w:val="000000"/>
         </w:rPr>
         <w:t>”</w:t>
@@ -381,35 +313,30 @@
       </w:pPr>
       <w:r>
         <w:rPr>
-          <w:rFonts w:ascii="Aptos" w:eastAsia="Aptos" w:hAnsi="Aptos" w:cs="Aptos"/>
           <w:color w:val="000000"/>
         </w:rPr>
         <w:t>“How did it make you feel</w:t>
       </w:r>
       <w:r>
         <w:rPr>
-          <w:rFonts w:ascii="Aptos" w:eastAsia="Aptos" w:hAnsi="Aptos" w:cs="Aptos"/>
           <w:color w:val="000000"/>
         </w:rPr>
         <w:t>—</w:t>
       </w:r>
       <w:r>
         <w:rPr>
-          <w:rFonts w:ascii="Aptos" w:eastAsia="Aptos" w:hAnsi="Aptos" w:cs="Aptos"/>
           <w:color w:val="000000"/>
         </w:rPr>
         <w:t>your emotional state</w:t>
       </w:r>
       <w:r>
         <w:rPr>
-          <w:rFonts w:ascii="Aptos" w:eastAsia="Aptos" w:hAnsi="Aptos" w:cs="Aptos"/>
           <w:color w:val="000000"/>
         </w:rPr>
         <w:t>?</w:t>
       </w:r>
       <w:r>
         <w:rPr>
-          <w:rFonts w:ascii="Aptos" w:eastAsia="Aptos" w:hAnsi="Aptos" w:cs="Aptos"/>
           <w:color w:val="000000"/>
         </w:rPr>
         <w:t>”</w:t>
@@ -430,35 +357,30 @@
       </w:pPr>
       <w:r>
         <w:rPr>
-          <w:rFonts w:ascii="Aptos" w:eastAsia="Aptos" w:hAnsi="Aptos" w:cs="Aptos"/>
           <w:color w:val="000000"/>
         </w:rPr>
         <w:t>“Why did it happen</w:t>
       </w:r>
       <w:r>
         <w:rPr>
-          <w:rFonts w:ascii="Aptos" w:eastAsia="Aptos" w:hAnsi="Aptos" w:cs="Aptos"/>
           <w:color w:val="000000"/>
         </w:rPr>
         <w:t>—</w:t>
       </w:r>
       <w:r>
         <w:rPr>
-          <w:rFonts w:ascii="Aptos" w:eastAsia="Aptos" w:hAnsi="Aptos" w:cs="Aptos"/>
           <w:color w:val="000000"/>
         </w:rPr>
         <w:t>making sense of the situation</w:t>
       </w:r>
       <w:r>
         <w:rPr>
-          <w:rFonts w:ascii="Aptos" w:eastAsia="Aptos" w:hAnsi="Aptos" w:cs="Aptos"/>
           <w:color w:val="000000"/>
         </w:rPr>
         <w:t>.</w:t>
       </w:r>
       <w:r>
         <w:rPr>
-          <w:rFonts w:ascii="Aptos" w:eastAsia="Aptos" w:hAnsi="Aptos" w:cs="Aptos"/>
           <w:color w:val="000000"/>
         </w:rPr>
         <w:t>”</w:t>
@@ -480,7 +402,6 @@
       </w:pPr>
       <w:r>
         <w:rPr>
-          <w:rFonts w:ascii="Aptos" w:hAnsi="Aptos" w:cs="Aptos" w:eastAsia="Aptos"/>
           <w:bCs/>
           <w:color w:val="000000"/>
         </w:rPr>
@@ -488,7 +409,6 @@
       </w:r>
       <w:r>
         <w:rPr>
-          <w:rFonts w:ascii="Aptos" w:hAnsi="Aptos" w:cs="Aptos" w:eastAsia="Aptos"/>
           <w:bCs/>
           <w:color w:val="000000"/>
         </w:rPr>
@@ -496,7 +416,6 @@
       </w:r>
       <w:r>
         <w:rPr>
-          <w:rFonts w:ascii="Aptos" w:hAnsi="Aptos" w:cs="Aptos" w:eastAsia="Aptos"/>
           <w:bCs/>
           <w:color w:val="000000"/>
         </w:rPr>
@@ -504,7 +423,6 @@
       </w:r>
       <w:r>
         <w:rPr>
-          <w:rFonts w:ascii="Aptos" w:hAnsi="Aptos" w:cs="Aptos" w:eastAsia="Aptos"/>
           <w:bCs/>
           <w:color w:val="000000"/>
         </w:rPr>
@@ -512,7 +430,6 @@
       </w:r>
       <w:r>
         <w:rPr>
-          <w:rFonts w:ascii="Aptos" w:hAnsi="Aptos" w:cs="Aptos" w:eastAsia="Aptos"/>
           <w:bCs/>
           <w:color w:val="000000"/>
         </w:rPr>
@@ -535,7 +452,6 @@
       </w:pPr>
       <w:r>
         <w:rPr>
-          <w:rFonts w:ascii="Aptos" w:hAnsi="Aptos" w:cs="Aptos" w:eastAsia="Aptos"/>
           <w:bCs/>
           <w:color w:val="000000"/>
         </w:rPr>
@@ -543,7 +459,6 @@
       </w:r>
       <w:r>
         <w:rPr>
-          <w:rFonts w:ascii="Aptos" w:hAnsi="Aptos" w:cs="Aptos" w:eastAsia="Aptos"/>
           <w:bCs/>
           <w:color w:val="000000"/>
         </w:rPr>
@@ -551,7 +466,6 @@
       </w:r>
       <w:r>
         <w:rPr>
-          <w:rFonts w:ascii="Aptos" w:hAnsi="Aptos" w:cs="Aptos" w:eastAsia="Aptos"/>
           <w:bCs/>
           <w:color w:val="000000"/>
         </w:rPr>
@@ -559,2291 +473,14 @@
       </w:r>
       <w:r>
         <w:rPr>
-          <w:rFonts w:ascii="Aptos" w:hAnsi="Aptos" w:cs="Aptos" w:eastAsia="Aptos"/>
           <w:bCs/>
           <w:color w:val="000000"/>
         </w:rPr>
         <w:t>?”</w:t>
       </w:r>
-    </w:p>
-    <w:p>
-      <w:pPr>
-        <w:spacing w:line="480" w:lineRule="auto"/>
-        <w:rPr>
-          <w:rFonts w:ascii="Times New Roman" w:hAnsi="Times New Roman" w:cs="Times New Roman"/>
-          <w:color w:val="000000"/>
-        </w:rPr>
-      </w:pPr>
-      <w:r>
-        <w:rPr>
-          <w:rFonts w:ascii="Aptos" w:hAnsi="Aptos" w:cs="Aptos" w:eastAsia="Aptos"/>
-          <w:color w:val="000000"/>
-        </w:rPr>
-        <w:t/>
-      </w:r>
-      <w:r>
-        <w:rPr>
-          <w:rFonts w:ascii="Aptos" w:hAnsi="Aptos" w:cs="Aptos" w:eastAsia="Aptos"/>
-          <w:color w:val="000000"/>
-        </w:rPr>
-        <w:t/>
-      </w:r>
-      <w:r>
-        <w:rPr>
-          <w:rFonts w:ascii="Aptos" w:hAnsi="Aptos" w:cs="Aptos" w:eastAsia="Aptos"/>
-          <w:color w:val="000000"/>
-        </w:rPr>
-        <w:t/>
-      </w:r>
-      <w:r>
-        <w:rPr>
-          <w:rFonts w:ascii="Aptos" w:hAnsi="Aptos" w:cs="Aptos" w:eastAsia="Aptos"/>
-          <w:color w:val="000000"/>
-        </w:rPr>
-        <w:t xml:space="preserve">Simulation Variations and </w:t>
-      </w:r>
-      <w:r>
-        <w:rPr>
-          <w:rFonts w:ascii="Aptos" w:hAnsi="Aptos" w:cs="Aptos" w:eastAsia="Aptos"/>
-          <w:color w:val="000000"/>
-        </w:rPr>
-        <w:t>Autho</w:t>
-      </w:r>
-      <w:r>
-        <w:rPr>
-          <w:rFonts w:ascii="Aptos" w:hAnsi="Aptos" w:cs="Aptos" w:eastAsia="Aptos"/>
-          <w:color w:val="000000"/>
-        </w:rPr>
-        <w:t>r Note</w:t>
-      </w:r>
-      <w:r>
-        <w:rPr>
-          <w:rFonts w:ascii="Aptos" w:hAnsi="Aptos" w:cs="Aptos" w:eastAsia="Aptos"/>
-          <w:color w:val="000000"/>
-        </w:rPr>
-        <w:t>s</w:t>
-      </w:r>
-    </w:p>
-    <w:p>
-      <w:pPr>
-        <w:spacing w:line="480" w:lineRule="auto"/>
-        <w:rPr>
-          <w:rFonts w:ascii="Times New Roman" w:hAnsi="Times New Roman" w:cs="Times New Roman"/>
-          <w:color w:val="000000"/>
-        </w:rPr>
-      </w:pPr>
-      <w:r>
-        <w:rPr>
-          <w:rFonts w:ascii="Aptos" w:hAnsi="Aptos" w:cs="Aptos" w:eastAsia="Aptos"/>
-          <w:color w:val="000000"/>
-        </w:rPr>
-        <w:t>To my surprise, students love this simulation.</w:t>
-      </w:r>
-      <w:r>
-        <w:rPr>
-          <w:rFonts w:ascii="Aptos" w:hAnsi="Aptos" w:cs="Aptos" w:eastAsia="Aptos"/>
-          <w:color w:val="000000"/>
-        </w:rPr>
-        <w:t xml:space="preserve"> </w:t>
-      </w:r>
-      <w:r>
-        <w:rPr>
-          <w:rFonts w:ascii="Aptos" w:hAnsi="Aptos" w:cs="Aptos" w:eastAsia="Aptos"/>
-          <w:color w:val="000000"/>
-        </w:rPr>
-        <w:t>I was concerned about the</w:t>
-      </w:r>
-      <w:r>
-        <w:rPr>
-          <w:rFonts w:ascii="Aptos" w:hAnsi="Aptos" w:cs="Aptos" w:eastAsia="Aptos"/>
-          <w:color w:val="000000"/>
-        </w:rPr>
-        <w:t xml:space="preserve"> deception and</w:t>
-      </w:r>
-      <w:r>
-        <w:rPr>
-          <w:rFonts w:ascii="Aptos" w:hAnsi="Aptos" w:cs="Aptos" w:eastAsia="Aptos"/>
-          <w:color w:val="000000"/>
-        </w:rPr>
-        <w:t xml:space="preserve"> surprise aspect</w:t>
-      </w:r>
-      <w:r>
-        <w:rPr>
-          <w:rFonts w:ascii="Aptos" w:hAnsi="Aptos" w:cs="Aptos" w:eastAsia="Aptos"/>
-          <w:color w:val="000000"/>
-        </w:rPr>
-        <w:t>,</w:t>
-      </w:r>
-      <w:r>
-        <w:rPr>
-          <w:rFonts w:ascii="Aptos" w:hAnsi="Aptos" w:cs="Aptos" w:eastAsia="Aptos"/>
-          <w:color w:val="000000"/>
-        </w:rPr>
-        <w:t xml:space="preserve"> and the weight of someone dying</w:t>
-      </w:r>
-      <w:r>
-        <w:rPr>
-          <w:rFonts w:ascii="Aptos" w:hAnsi="Aptos" w:cs="Aptos" w:eastAsia="Aptos"/>
-          <w:color w:val="000000"/>
-        </w:rPr>
-        <w:t>,</w:t>
-      </w:r>
-      <w:r>
-        <w:rPr>
-          <w:rFonts w:ascii="Aptos" w:hAnsi="Aptos" w:cs="Aptos" w:eastAsia="Aptos"/>
-          <w:color w:val="000000"/>
-        </w:rPr>
-        <w:t xml:space="preserve"> but</w:t>
-      </w:r>
-      <w:r>
-        <w:rPr>
-          <w:rFonts w:ascii="Aptos" w:hAnsi="Aptos" w:cs="Aptos" w:eastAsia="Aptos"/>
-          <w:color w:val="000000"/>
-        </w:rPr>
-        <w:t xml:space="preserve"> most students suggest I do it every year</w:t>
-      </w:r>
-      <w:r>
-        <w:rPr>
-          <w:rFonts w:ascii="Aptos" w:hAnsi="Aptos" w:cs="Aptos" w:eastAsia="Aptos"/>
-          <w:color w:val="000000"/>
-        </w:rPr>
-        <w:t>.</w:t>
-      </w:r>
-      <w:r>
-        <w:rPr>
-          <w:rFonts w:ascii="Aptos" w:hAnsi="Aptos" w:cs="Aptos" w:eastAsia="Aptos"/>
-          <w:color w:val="000000"/>
-        </w:rPr>
-        <w:t xml:space="preserve"> </w:t>
-      </w:r>
-      <w:r>
-        <w:rPr>
-          <w:rFonts w:ascii="Aptos" w:hAnsi="Aptos" w:cs="Aptos" w:eastAsia="Aptos"/>
-          <w:color w:val="000000"/>
-        </w:rPr>
-        <w:t xml:space="preserve">Many </w:t>
-      </w:r>
-      <w:r>
-        <w:rPr>
-          <w:rFonts w:ascii="Aptos" w:hAnsi="Aptos" w:cs="Aptos" w:eastAsia="Aptos"/>
-          <w:color w:val="000000"/>
-        </w:rPr>
-        <w:t xml:space="preserve">students would like to see </w:t>
-      </w:r>
-      <w:r>
-        <w:rPr>
-          <w:rFonts w:ascii="Aptos" w:hAnsi="Aptos" w:cs="Aptos" w:eastAsia="Aptos"/>
-          <w:color w:val="000000"/>
-        </w:rPr>
-        <w:t>it</w:t>
-      </w:r>
-      <w:r>
-        <w:rPr>
-          <w:rFonts w:ascii="Aptos" w:hAnsi="Aptos" w:cs="Aptos" w:eastAsia="Aptos"/>
-          <w:color w:val="000000"/>
-        </w:rPr>
-        <w:t xml:space="preserve"> be</w:t>
-      </w:r>
-      <w:r>
-        <w:rPr>
-          <w:rFonts w:ascii="Aptos" w:hAnsi="Aptos" w:cs="Aptos" w:eastAsia="Aptos"/>
-          <w:color w:val="000000"/>
-        </w:rPr>
-        <w:t xml:space="preserve"> more difficult or more surprising.</w:t>
-      </w:r>
-    </w:p>
-    <w:p>
-      <w:pPr>
-        <w:spacing w:line="480" w:lineRule="auto"/>
-        <w:rPr>
-          <w:rFonts w:ascii="Times New Roman" w:hAnsi="Times New Roman" w:cs="Times New Roman"/>
-          <w:color w:val="000000"/>
-        </w:rPr>
-      </w:pPr>
-      <w:r>
-        <w:rPr>
-          <w:rFonts w:ascii="Aptos" w:hAnsi="Aptos" w:cs="Aptos" w:eastAsia="Aptos"/>
-          <w:color w:val="000000"/>
-        </w:rPr>
-        <w:t xml:space="preserve">Deception has been used in this simulation because it is believed that </w:t>
-      </w:r>
-      <w:r>
-        <w:rPr>
-          <w:rFonts w:ascii="Aptos" w:hAnsi="Aptos" w:cs="Aptos" w:eastAsia="Aptos"/>
-          <w:color w:val="000000"/>
-        </w:rPr>
-        <w:t>CA</w:t>
-      </w:r>
-      <w:r>
-        <w:rPr>
-          <w:rFonts w:ascii="Aptos" w:hAnsi="Aptos" w:cs="Aptos" w:eastAsia="Aptos"/>
-          <w:color w:val="000000"/>
-        </w:rPr>
-        <w:t xml:space="preserve"> is </w:t>
-      </w:r>
-      <w:r>
-        <w:rPr>
-          <w:rFonts w:ascii="Aptos" w:hAnsi="Aptos" w:cs="Aptos" w:eastAsia="Aptos"/>
-          <w:color w:val="000000"/>
-        </w:rPr>
-        <w:t>one</w:t>
-      </w:r>
-      <w:r>
-        <w:rPr>
-          <w:rFonts w:ascii="Aptos" w:hAnsi="Aptos" w:cs="Aptos" w:eastAsia="Aptos"/>
-          <w:color w:val="000000"/>
-        </w:rPr>
-        <w:t xml:space="preserve"> of those conditions that can happen anytime, anywhere</w:t>
-      </w:r>
-      <w:r>
-        <w:rPr>
-          <w:rFonts w:ascii="Aptos" w:hAnsi="Aptos" w:cs="Aptos" w:eastAsia="Aptos"/>
-          <w:color w:val="000000"/>
-        </w:rPr>
-        <w:t>,</w:t>
-      </w:r>
-      <w:r>
-        <w:rPr>
-          <w:rFonts w:ascii="Aptos" w:hAnsi="Aptos" w:cs="Aptos" w:eastAsia="Aptos"/>
-          <w:color w:val="000000"/>
-        </w:rPr>
-        <w:t xml:space="preserve"> and the HCP must always be ready for this.</w:t>
-      </w:r>
-      <w:r>
-        <w:rPr>
-          <w:rFonts w:ascii="Aptos" w:hAnsi="Aptos" w:cs="Aptos" w:eastAsia="Aptos"/>
-          <w:color w:val="000000"/>
-        </w:rPr>
-        <w:t xml:space="preserve"> </w:t>
-      </w:r>
-      <w:r>
-        <w:rPr>
-          <w:rFonts w:ascii="Aptos" w:hAnsi="Aptos" w:cs="Aptos" w:eastAsia="Aptos"/>
-          <w:color w:val="000000"/>
-        </w:rPr>
-        <w:lastRenderedPageBreak/>
-        <w:t xml:space="preserve">Additionally, </w:t>
-      </w:r>
-      <w:r>
-        <w:rPr>
-          <w:rFonts w:ascii="Aptos" w:hAnsi="Aptos" w:cs="Aptos" w:eastAsia="Aptos"/>
-          <w:color w:val="000000"/>
-        </w:rPr>
-        <w:t>it is both less and more stressful to operate in</w:t>
-      </w:r>
-      <w:r>
-        <w:rPr>
-          <w:rFonts w:ascii="Aptos" w:hAnsi="Aptos" w:cs="Aptos" w:eastAsia="Aptos"/>
-          <w:color w:val="000000"/>
-        </w:rPr>
-        <w:t xml:space="preserve"> a team</w:t>
-      </w:r>
-      <w:r>
-        <w:rPr>
-          <w:rFonts w:ascii="Aptos" w:hAnsi="Aptos" w:cs="Aptos" w:eastAsia="Aptos"/>
-          <w:color w:val="000000"/>
-        </w:rPr>
-        <w:t xml:space="preserve">, but this practice is essential in </w:t>
-      </w:r>
-      <w:r>
-        <w:rPr>
-          <w:rFonts w:ascii="Aptos" w:hAnsi="Aptos" w:cs="Aptos" w:eastAsia="Aptos"/>
-          <w:color w:val="000000"/>
-        </w:rPr>
-        <w:t>getting things done well.</w:t>
-      </w:r>
-    </w:p>
-    <w:p>
-      <w:pPr>
-        <w:spacing w:line="480" w:lineRule="auto"/>
-        <w:rPr>
-          <w:rFonts w:ascii="Times New Roman" w:hAnsi="Times New Roman" w:cs="Times New Roman"/>
-          <w:color w:val="000000"/>
-        </w:rPr>
-      </w:pPr>
-      <w:r>
-        <w:rPr>
-          <w:rFonts w:ascii="Aptos" w:hAnsi="Aptos" w:cs="Aptos" w:eastAsia="Aptos"/>
-          <w:color w:val="000000"/>
-        </w:rPr>
-        <w:t xml:space="preserve">Why does EMS stop CPR </w:t>
-      </w:r>
-      <w:proofErr w:type="gramStart"/>
-      <w:r>
-        <w:rPr>
-          <w:rFonts w:ascii="Aptos" w:hAnsi="Aptos" w:cs="Aptos" w:eastAsia="Aptos"/>
-          <w:color w:val="000000"/>
-        </w:rPr>
-        <w:t>to check</w:t>
-      </w:r>
-      <w:proofErr w:type="gramEnd"/>
-      <w:r>
-        <w:rPr>
-          <w:rFonts w:ascii="Aptos" w:hAnsi="Aptos" w:cs="Aptos" w:eastAsia="Aptos"/>
-          <w:color w:val="000000"/>
-        </w:rPr>
-        <w:t xml:space="preserve"> </w:t>
-      </w:r>
-      <w:proofErr w:type="gramStart"/>
-      <w:r>
-        <w:rPr>
-          <w:rFonts w:ascii="Aptos" w:hAnsi="Aptos" w:cs="Aptos" w:eastAsia="Aptos"/>
-          <w:color w:val="000000"/>
-        </w:rPr>
-        <w:t>a pulse</w:t>
-      </w:r>
-      <w:proofErr w:type="gramEnd"/>
-      <w:r>
-        <w:rPr>
-          <w:rFonts w:ascii="Aptos" w:hAnsi="Aptos" w:cs="Aptos" w:eastAsia="Aptos"/>
-          <w:color w:val="000000"/>
-        </w:rPr>
-        <w:t xml:space="preserve"> and breathing? </w:t>
-      </w:r>
-      <w:r>
-        <w:rPr>
-          <w:rFonts w:ascii="Aptos" w:hAnsi="Aptos" w:cs="Aptos" w:eastAsia="Aptos"/>
-          <w:color w:val="000000"/>
-        </w:rPr>
-        <w:t xml:space="preserve">There are </w:t>
-      </w:r>
-      <w:r>
-        <w:rPr>
-          <w:rFonts w:ascii="Aptos" w:hAnsi="Aptos" w:cs="Aptos" w:eastAsia="Aptos"/>
-          <w:color w:val="000000"/>
-        </w:rPr>
-        <w:t>two</w:t>
-      </w:r>
-      <w:r>
-        <w:rPr>
-          <w:rFonts w:ascii="Aptos" w:hAnsi="Aptos" w:cs="Aptos" w:eastAsia="Aptos"/>
-          <w:color w:val="000000"/>
-        </w:rPr>
-        <w:t xml:space="preserve"> reasons for this.</w:t>
-      </w:r>
-      <w:r>
-        <w:rPr>
-          <w:rFonts w:ascii="Aptos" w:hAnsi="Aptos" w:cs="Aptos" w:eastAsia="Aptos"/>
-          <w:color w:val="000000"/>
-        </w:rPr>
-        <w:t xml:space="preserve"> </w:t>
-      </w:r>
-      <w:r>
-        <w:rPr>
-          <w:rFonts w:ascii="Aptos" w:hAnsi="Aptos" w:cs="Aptos" w:eastAsia="Aptos"/>
-          <w:color w:val="000000"/>
-        </w:rPr>
-        <w:t>It is actually quite difficult to find a pulse on someone who is near dead (or dead).</w:t>
-      </w:r>
-      <w:r>
-        <w:rPr>
-          <w:rFonts w:ascii="Aptos" w:hAnsi="Aptos" w:cs="Aptos" w:eastAsia="Aptos"/>
-          <w:color w:val="000000"/>
-        </w:rPr>
-        <w:t xml:space="preserve"> </w:t>
-      </w:r>
-      <w:r>
-        <w:rPr>
-          <w:rFonts w:ascii="Aptos" w:hAnsi="Aptos" w:cs="Aptos" w:eastAsia="Aptos"/>
-          <w:color w:val="000000"/>
-        </w:rPr>
-        <w:t>The EMS provider should feel for a pulse while CPR is o</w:t>
-      </w:r>
-      <w:r>
-        <w:rPr>
-          <w:rFonts w:ascii="Aptos" w:hAnsi="Aptos" w:cs="Aptos" w:eastAsia="Aptos"/>
-          <w:color w:val="000000"/>
-        </w:rPr>
-        <w:t>cc</w:t>
-      </w:r>
-      <w:r>
-        <w:rPr>
-          <w:rFonts w:ascii="Aptos" w:hAnsi="Aptos" w:cs="Aptos" w:eastAsia="Aptos"/>
-          <w:color w:val="000000"/>
-        </w:rPr>
-        <w:t xml:space="preserve">urring (because you can feel it) and then ask </w:t>
-      </w:r>
-      <w:proofErr w:type="gramStart"/>
-      <w:r>
-        <w:rPr>
-          <w:rFonts w:ascii="Aptos" w:hAnsi="Aptos" w:cs="Aptos" w:eastAsia="Aptos"/>
-          <w:color w:val="000000"/>
-        </w:rPr>
-        <w:t>the HCP</w:t>
-      </w:r>
-      <w:proofErr w:type="gramEnd"/>
-      <w:r>
-        <w:rPr>
-          <w:rFonts w:ascii="Aptos" w:hAnsi="Aptos" w:cs="Aptos" w:eastAsia="Aptos"/>
-          <w:color w:val="000000"/>
-        </w:rPr>
-        <w:t xml:space="preserve"> to stop and notice it disappear. Second, just like any transfer of care, the new provider should ensure they understand and verify the patient’s condition.</w:t>
-      </w:r>
-    </w:p>
-    <w:p>
-      <w:pPr>
-        <w:spacing w:line="480" w:lineRule="auto"/>
-        <w:rPr>
-          <w:rFonts w:ascii="Times New Roman" w:hAnsi="Times New Roman" w:cs="Times New Roman"/>
-          <w:color w:val="000000"/>
-        </w:rPr>
-      </w:pPr>
-      <w:r>
-        <w:rPr>
-          <w:rFonts w:ascii="Aptos" w:hAnsi="Aptos" w:cs="Aptos" w:eastAsia="Aptos"/>
-          <w:color w:val="000000"/>
-        </w:rPr>
-        <w:t/>
-      </w:r>
-      <w:r>
-        <w:rPr>
-          <w:rFonts w:ascii="Aptos" w:hAnsi="Aptos" w:cs="Aptos" w:eastAsia="Aptos"/>
-          <w:color w:val="000000"/>
-        </w:rPr>
-        <w:t/>
-      </w:r>
-      <w:r>
-        <w:rPr>
-          <w:rFonts w:ascii="Aptos" w:hAnsi="Aptos" w:cs="Aptos" w:eastAsia="Aptos"/>
-          <w:color w:val="000000"/>
-        </w:rPr>
-        <w:t/>
-      </w:r>
-      <w:r>
-        <w:rPr>
-          <w:rFonts w:ascii="Aptos" w:hAnsi="Aptos" w:cs="Aptos" w:eastAsia="Aptos"/>
-          <w:color w:val="000000"/>
-        </w:rPr>
-        <w:t>Variation</w:t>
-      </w:r>
-      <w:r>
-        <w:rPr>
-          <w:rFonts w:ascii="Aptos" w:hAnsi="Aptos" w:cs="Aptos" w:eastAsia="Aptos"/>
-          <w:color w:val="000000"/>
-        </w:rPr>
-        <w:t>s</w:t>
-      </w:r>
-    </w:p>
-    <w:p>
-      <w:pPr>
-        <w:pStyle w:val="ListParagraph"/>
-        <w:numPr>
-          <w:ilvl w:val="0"/>
-          <w:numId w:val="33"/>
-        </w:numPr>
-        <w:spacing w:line="480" w:lineRule="auto"/>
-        <w:rPr>
-          <w:rFonts w:ascii="Times New Roman" w:hAnsi="Times New Roman" w:cs="Times New Roman"/>
-          <w:color w:val="000000"/>
-        </w:rPr>
-      </w:pPr>
-      <w:r>
-        <w:rPr>
-          <w:rFonts w:ascii="Aptos" w:hAnsi="Aptos" w:cs="Aptos" w:eastAsia="Aptos"/>
-          <w:color w:val="000000"/>
-        </w:rPr>
-        <w:t>A great variation is to have a bystander, family member, coach, athlete, or other person as part of the simulation.</w:t>
-      </w:r>
-    </w:p>
-    <w:p>
-      <w:pPr>
-        <w:pStyle w:val="ListParagraph"/>
-        <w:numPr>
-          <w:ilvl w:val="0"/>
-          <w:numId w:val="33"/>
-        </w:numPr>
-        <w:spacing w:line="480" w:lineRule="auto"/>
-        <w:rPr>
-          <w:rFonts w:ascii="Times New Roman" w:hAnsi="Times New Roman" w:cs="Times New Roman"/>
-          <w:color w:val="000000"/>
-        </w:rPr>
-      </w:pPr>
-      <w:r>
-        <w:rPr>
-          <w:rFonts w:ascii="Aptos" w:hAnsi="Aptos" w:cs="Aptos" w:eastAsia="Aptos"/>
-          <w:color w:val="000000"/>
-        </w:rPr>
-        <w:t>Another great variation is to have a few certified ATs participate.</w:t>
-      </w:r>
-      <w:r>
-        <w:rPr>
-          <w:rFonts w:ascii="Aptos" w:hAnsi="Aptos" w:cs="Aptos" w:eastAsia="Aptos"/>
-          <w:color w:val="000000"/>
-        </w:rPr>
-        <w:t xml:space="preserve"> </w:t>
-      </w:r>
-      <w:r>
-        <w:rPr>
-          <w:rFonts w:ascii="Aptos" w:hAnsi="Aptos" w:cs="Aptos" w:eastAsia="Aptos"/>
-          <w:color w:val="000000"/>
-        </w:rPr>
-        <w:t>They can know they will be participating or will be nearby</w:t>
-      </w:r>
-      <w:r>
-        <w:rPr>
-          <w:rFonts w:ascii="Aptos" w:hAnsi="Aptos" w:cs="Aptos" w:eastAsia="Aptos"/>
-          <w:color w:val="000000"/>
-        </w:rPr>
-        <w:t>,</w:t>
-      </w:r>
-      <w:r>
-        <w:rPr>
-          <w:rFonts w:ascii="Aptos" w:hAnsi="Aptos" w:cs="Aptos" w:eastAsia="Aptos"/>
-          <w:color w:val="000000"/>
-        </w:rPr>
-        <w:t xml:space="preserve"> but they have to stay in their role.</w:t>
-      </w:r>
-      <w:r>
-        <w:rPr>
-          <w:rFonts w:ascii="Aptos" w:hAnsi="Aptos" w:cs="Aptos" w:eastAsia="Aptos"/>
-          <w:color w:val="000000"/>
-        </w:rPr>
-        <w:t xml:space="preserve"> </w:t>
-      </w:r>
-      <w:r>
-        <w:rPr>
-          <w:rFonts w:ascii="Aptos" w:hAnsi="Aptos" w:cs="Aptos" w:eastAsia="Aptos"/>
-          <w:color w:val="000000"/>
-        </w:rPr>
-        <w:t>Doing this as a team with people of all levels is a great experience.</w:t>
-      </w:r>
-      <w:r>
-        <w:rPr>
-          <w:rFonts w:ascii="Aptos" w:hAnsi="Aptos" w:cs="Aptos" w:eastAsia="Aptos"/>
-          <w:color w:val="000000"/>
-        </w:rPr>
-        <w:t xml:space="preserve"> </w:t>
-      </w:r>
-      <w:r>
-        <w:rPr>
-          <w:rFonts w:ascii="Aptos" w:hAnsi="Aptos" w:cs="Aptos" w:eastAsia="Aptos"/>
-          <w:color w:val="000000"/>
-        </w:rPr>
-        <w:t>You could also ask</w:t>
-      </w:r>
-      <w:r>
-        <w:rPr>
-          <w:rFonts w:ascii="Aptos" w:hAnsi="Aptos" w:cs="Aptos" w:eastAsia="Aptos"/>
-          <w:color w:val="000000"/>
-        </w:rPr>
-        <w:t xml:space="preserve"> a</w:t>
-      </w:r>
-      <w:r>
-        <w:rPr>
-          <w:rFonts w:ascii="Aptos" w:hAnsi="Aptos" w:cs="Aptos" w:eastAsia="Aptos"/>
-          <w:color w:val="000000"/>
-        </w:rPr>
-        <w:t xml:space="preserve"> team doctor,</w:t>
-      </w:r>
-      <w:r>
-        <w:rPr>
-          <w:rFonts w:ascii="Aptos" w:hAnsi="Aptos" w:cs="Aptos" w:eastAsia="Aptos"/>
-          <w:color w:val="000000"/>
-        </w:rPr>
-        <w:t xml:space="preserve"> resident, or </w:t>
-      </w:r>
-      <w:r>
-        <w:rPr>
-          <w:rFonts w:ascii="Aptos" w:hAnsi="Aptos" w:cs="Aptos" w:eastAsia="Aptos"/>
-          <w:color w:val="000000"/>
-        </w:rPr>
-        <w:t>HCP</w:t>
-      </w:r>
-      <w:r>
-        <w:rPr>
-          <w:rFonts w:ascii="Aptos" w:hAnsi="Aptos" w:cs="Aptos" w:eastAsia="Aptos"/>
-          <w:color w:val="000000"/>
-        </w:rPr>
-        <w:t xml:space="preserve"> </w:t>
-      </w:r>
-      <w:r>
-        <w:rPr>
-          <w:rFonts w:ascii="Aptos" w:hAnsi="Aptos" w:cs="Aptos" w:eastAsia="Aptos"/>
-          <w:color w:val="000000"/>
-        </w:rPr>
-        <w:t>to</w:t>
-      </w:r>
-      <w:r>
-        <w:rPr>
-          <w:rFonts w:ascii="Aptos" w:hAnsi="Aptos" w:cs="Aptos" w:eastAsia="Aptos"/>
-          <w:color w:val="000000"/>
-        </w:rPr>
-        <w:t xml:space="preserve"> be available</w:t>
-      </w:r>
-      <w:r>
-        <w:rPr>
-          <w:rFonts w:ascii="Aptos" w:hAnsi="Aptos" w:cs="Aptos" w:eastAsia="Aptos"/>
-          <w:color w:val="000000"/>
-        </w:rPr>
-        <w:t>.</w:t>
-      </w:r>
-    </w:p>
-    <w:p>
-      <w:pPr>
-        <w:pStyle w:val="ListParagraph"/>
-        <w:numPr>
-          <w:ilvl w:val="0"/>
-          <w:numId w:val="33"/>
-        </w:numPr>
-        <w:spacing w:line="480" w:lineRule="auto"/>
-        <w:rPr>
-          <w:rFonts w:ascii="Times New Roman" w:hAnsi="Times New Roman" w:cs="Times New Roman"/>
-          <w:color w:val="000000"/>
-        </w:rPr>
-      </w:pPr>
-      <w:r>
-        <w:rPr>
-          <w:rFonts w:ascii="Aptos" w:hAnsi="Aptos" w:cs="Aptos" w:eastAsia="Aptos"/>
-          <w:color w:val="000000"/>
-        </w:rPr>
-        <w:t>If</w:t>
-      </w:r>
-      <w:r>
-        <w:rPr>
-          <w:rFonts w:ascii="Aptos" w:hAnsi="Aptos" w:cs="Aptos" w:eastAsia="Aptos"/>
-          <w:color w:val="000000"/>
-        </w:rPr>
-        <w:t xml:space="preserve"> EMS </w:t>
-      </w:r>
-      <w:r>
-        <w:rPr>
-          <w:rFonts w:ascii="Aptos" w:hAnsi="Aptos" w:cs="Aptos" w:eastAsia="Aptos"/>
-          <w:color w:val="000000"/>
-        </w:rPr>
-        <w:t>personnel</w:t>
-      </w:r>
-      <w:r>
-        <w:rPr>
-          <w:rFonts w:ascii="Aptos" w:hAnsi="Aptos" w:cs="Aptos" w:eastAsia="Aptos"/>
-          <w:color w:val="000000"/>
-        </w:rPr>
-        <w:t xml:space="preserve"> arrive</w:t>
-      </w:r>
-      <w:r>
-        <w:rPr>
-          <w:rFonts w:ascii="Aptos" w:hAnsi="Aptos" w:cs="Aptos" w:eastAsia="Aptos"/>
-          <w:color w:val="000000"/>
-        </w:rPr>
-        <w:t>,</w:t>
-      </w:r>
-      <w:r>
-        <w:rPr>
-          <w:rFonts w:ascii="Aptos" w:hAnsi="Aptos" w:cs="Aptos" w:eastAsia="Aptos"/>
-          <w:color w:val="000000"/>
-        </w:rPr>
-        <w:t xml:space="preserve"> the rescue could be a team effort</w:t>
-      </w:r>
-      <w:r>
-        <w:rPr>
-          <w:rFonts w:ascii="Aptos" w:hAnsi="Aptos" w:cs="Aptos" w:eastAsia="Aptos"/>
-          <w:color w:val="000000"/>
-        </w:rPr>
-        <w:t>,</w:t>
-      </w:r>
-      <w:r>
-        <w:rPr>
-          <w:rFonts w:ascii="Aptos" w:hAnsi="Aptos" w:cs="Aptos" w:eastAsia="Aptos"/>
-          <w:color w:val="000000"/>
-        </w:rPr>
-        <w:t xml:space="preserve"> and transfer of care could be practiced</w:t>
-      </w:r>
-      <w:r>
-        <w:rPr>
-          <w:rFonts w:ascii="Aptos" w:hAnsi="Aptos" w:cs="Aptos" w:eastAsia="Aptos"/>
-          <w:color w:val="000000"/>
-        </w:rPr>
-        <w:t>.</w:t>
-      </w:r>
-    </w:p>
-    <w:p>
-      <w:pPr>
-        <w:pStyle w:val="ListParagraph"/>
-        <w:numPr>
-          <w:ilvl w:val="0"/>
-          <w:numId w:val="33"/>
-        </w:numPr>
-        <w:spacing w:line="480" w:lineRule="auto"/>
-        <w:rPr>
-          <w:rFonts w:ascii="Times New Roman" w:hAnsi="Times New Roman" w:cs="Times New Roman"/>
-          <w:color w:val="000000"/>
-        </w:rPr>
-      </w:pPr>
-      <w:r>
-        <w:rPr>
-          <w:rFonts w:ascii="Aptos" w:hAnsi="Aptos" w:cs="Aptos" w:eastAsia="Aptos"/>
-          <w:color w:val="000000"/>
-        </w:rPr>
-        <w:t>For the EAP class, for more advanced students</w:t>
-      </w:r>
-      <w:r>
-        <w:rPr>
-          <w:rFonts w:ascii="Aptos" w:hAnsi="Aptos" w:cs="Aptos" w:eastAsia="Aptos"/>
-          <w:color w:val="000000"/>
-        </w:rPr>
-        <w:t>,</w:t>
-      </w:r>
-      <w:r>
-        <w:rPr>
-          <w:rFonts w:ascii="Aptos" w:hAnsi="Aptos" w:cs="Aptos" w:eastAsia="Aptos"/>
-          <w:color w:val="000000"/>
-        </w:rPr>
-        <w:t xml:space="preserve"> or students with more knowledge of EAPs, you </w:t>
-      </w:r>
-      <w:r>
-        <w:rPr>
-          <w:rFonts w:ascii="Aptos" w:hAnsi="Aptos" w:cs="Aptos" w:eastAsia="Aptos"/>
-          <w:color w:val="000000"/>
-        </w:rPr>
-        <w:t xml:space="preserve">can </w:t>
-      </w:r>
-      <w:r>
-        <w:rPr>
-          <w:rFonts w:ascii="Aptos" w:hAnsi="Aptos" w:cs="Aptos" w:eastAsia="Aptos"/>
-          <w:color w:val="000000"/>
-        </w:rPr>
-        <w:t>have them write EAPs for specific locations rather than locating already created EAPs.</w:t>
-      </w:r>
-    </w:p>
-    <w:p>
-      <w:pPr>
-        <w:pStyle w:val="ListParagraph"/>
-        <w:numPr>
-          <w:ilvl w:val="0"/>
-          <w:numId w:val="33"/>
-        </w:numPr>
-        <w:spacing w:line="480" w:lineRule="auto"/>
-        <w:rPr>
-          <w:rFonts w:ascii="Times New Roman" w:hAnsi="Times New Roman" w:cs="Times New Roman"/>
-          <w:color w:val="000000"/>
-        </w:rPr>
-      </w:pPr>
-      <w:r>
-        <w:rPr>
-          <w:rFonts w:ascii="Aptos" w:hAnsi="Aptos" w:cs="Aptos" w:eastAsia="Aptos"/>
-          <w:color w:val="000000"/>
-        </w:rPr>
-        <w:t xml:space="preserve">Most ATs will be managing sport alone or with </w:t>
-      </w:r>
-      <w:r>
-        <w:rPr>
-          <w:rFonts w:ascii="Aptos" w:hAnsi="Aptos" w:cs="Aptos" w:eastAsia="Aptos"/>
-          <w:color w:val="000000"/>
-        </w:rPr>
-        <w:t>one</w:t>
-      </w:r>
-      <w:r>
-        <w:rPr>
-          <w:rFonts w:ascii="Aptos" w:hAnsi="Aptos" w:cs="Aptos" w:eastAsia="Aptos"/>
-          <w:color w:val="000000"/>
-        </w:rPr>
-        <w:t xml:space="preserve"> other provider.</w:t>
-      </w:r>
-      <w:r>
-        <w:rPr>
-          <w:rFonts w:ascii="Aptos" w:hAnsi="Aptos" w:cs="Aptos" w:eastAsia="Aptos"/>
-          <w:color w:val="000000"/>
-        </w:rPr>
-        <w:t xml:space="preserve"> </w:t>
-      </w:r>
-      <w:r>
-        <w:rPr>
-          <w:rFonts w:ascii="Aptos" w:hAnsi="Aptos" w:cs="Aptos" w:eastAsia="Aptos"/>
-          <w:color w:val="000000"/>
-        </w:rPr>
-        <w:t>You can conduct this simulation with a group of two</w:t>
-      </w:r>
-      <w:r>
-        <w:rPr>
-          <w:rFonts w:ascii="Aptos" w:hAnsi="Aptos" w:cs="Aptos" w:eastAsia="Aptos"/>
-          <w:color w:val="000000"/>
-        </w:rPr>
-        <w:t>,</w:t>
-      </w:r>
-      <w:r>
-        <w:rPr>
-          <w:rFonts w:ascii="Aptos" w:hAnsi="Aptos" w:cs="Aptos" w:eastAsia="Aptos"/>
-          <w:color w:val="000000"/>
-        </w:rPr>
-        <w:t xml:space="preserve"> who will then need to contact additional help (</w:t>
-      </w:r>
-      <w:r>
-        <w:rPr>
-          <w:rFonts w:ascii="Aptos" w:hAnsi="Aptos" w:cs="Aptos" w:eastAsia="Aptos"/>
-          <w:color w:val="000000"/>
-        </w:rPr>
-        <w:t xml:space="preserve">e.g., </w:t>
-      </w:r>
-      <w:r>
-        <w:rPr>
-          <w:rFonts w:ascii="Aptos" w:hAnsi="Aptos" w:cs="Aptos" w:eastAsia="Aptos"/>
-          <w:color w:val="000000"/>
-        </w:rPr>
-        <w:t xml:space="preserve">call </w:t>
-      </w:r>
-      <w:r>
-        <w:rPr>
-          <w:rFonts w:ascii="Aptos" w:hAnsi="Aptos" w:cs="Aptos" w:eastAsia="Aptos"/>
-          <w:color w:val="000000"/>
-        </w:rPr>
-        <w:lastRenderedPageBreak/>
-        <w:t xml:space="preserve">other staff, use a coach, etc.) or </w:t>
-      </w:r>
-      <w:r>
-        <w:rPr>
-          <w:rFonts w:ascii="Aptos" w:hAnsi="Aptos" w:cs="Aptos" w:eastAsia="Aptos"/>
-          <w:color w:val="000000"/>
-        </w:rPr>
-        <w:t>perform</w:t>
-      </w:r>
-      <w:r>
-        <w:rPr>
-          <w:rFonts w:ascii="Aptos" w:hAnsi="Aptos" w:cs="Aptos" w:eastAsia="Aptos"/>
-          <w:color w:val="000000"/>
-        </w:rPr>
-        <w:t xml:space="preserve"> resuscitation alone. This can be done in rotation so that the first two HCPs use an instructor or mentor</w:t>
-      </w:r>
-      <w:r>
-        <w:rPr>
-          <w:rFonts w:ascii="Aptos" w:hAnsi="Aptos" w:cs="Aptos" w:eastAsia="Aptos"/>
-          <w:color w:val="000000"/>
-        </w:rPr>
-        <w:t>,</w:t>
-      </w:r>
-      <w:r>
-        <w:rPr>
-          <w:rFonts w:ascii="Aptos" w:hAnsi="Aptos" w:cs="Aptos" w:eastAsia="Aptos"/>
-          <w:color w:val="000000"/>
-        </w:rPr>
-        <w:t xml:space="preserve"> and then those HCPs become </w:t>
-      </w:r>
-      <w:r>
-        <w:rPr>
-          <w:rFonts w:ascii="Aptos" w:hAnsi="Aptos" w:cs="Aptos" w:eastAsia="Aptos"/>
-          <w:color w:val="000000"/>
-        </w:rPr>
-        <w:t>additional</w:t>
-      </w:r>
-      <w:r>
-        <w:rPr>
-          <w:rFonts w:ascii="Aptos" w:hAnsi="Aptos" w:cs="Aptos" w:eastAsia="Aptos"/>
-          <w:color w:val="000000"/>
-        </w:rPr>
-        <w:t xml:space="preserve"> help for the next simulation group.</w:t>
-      </w:r>
-    </w:p>
-    <w:p>
-      <w:pPr>
-        <w:pStyle w:val="ListParagraph"/>
-        <w:numPr>
-          <w:ilvl w:val="0"/>
-          <w:numId w:val="33"/>
-        </w:numPr>
-        <w:spacing w:line="480" w:lineRule="auto"/>
-        <w:rPr>
-          <w:rFonts w:ascii="Times New Roman" w:hAnsi="Times New Roman" w:cs="Times New Roman"/>
-          <w:color w:val="000000"/>
-        </w:rPr>
-      </w:pPr>
-      <w:r>
-        <w:rPr>
-          <w:rFonts w:ascii="Aptos" w:hAnsi="Aptos" w:cs="Aptos" w:eastAsia="Aptos"/>
-          <w:color w:val="000000"/>
-        </w:rPr>
-        <w:t>This could be repeated, perhaps without the surprise. This extra r</w:t>
-      </w:r>
-      <w:r>
-        <w:rPr>
-          <w:rFonts w:ascii="Aptos" w:hAnsi="Aptos" w:cs="Aptos" w:eastAsia="Aptos"/>
-          <w:color w:val="000000"/>
-        </w:rPr>
-        <w:t>ehears</w:t>
-      </w:r>
-      <w:r>
-        <w:rPr>
-          <w:rFonts w:ascii="Aptos" w:hAnsi="Aptos" w:cs="Aptos" w:eastAsia="Aptos"/>
-          <w:color w:val="000000"/>
-        </w:rPr>
-        <w:t>al of</w:t>
-      </w:r>
-      <w:r>
-        <w:rPr>
-          <w:rFonts w:ascii="Aptos" w:hAnsi="Aptos" w:cs="Aptos" w:eastAsia="Aptos"/>
-          <w:color w:val="000000"/>
-        </w:rPr>
-        <w:t xml:space="preserve"> the EAP</w:t>
-      </w:r>
-      <w:r>
-        <w:rPr>
-          <w:rFonts w:ascii="Aptos" w:hAnsi="Aptos" w:cs="Aptos" w:eastAsia="Aptos"/>
-          <w:color w:val="000000"/>
-        </w:rPr>
-        <w:t xml:space="preserve"> allows students</w:t>
-      </w:r>
-      <w:r>
-        <w:rPr>
-          <w:rFonts w:ascii="Aptos" w:hAnsi="Aptos" w:cs="Aptos" w:eastAsia="Aptos"/>
-          <w:color w:val="000000"/>
-        </w:rPr>
-        <w:t xml:space="preserve"> to understand what aspects are relevant or important in an EAP</w:t>
-      </w:r>
-      <w:r>
-        <w:rPr>
-          <w:rFonts w:ascii="Aptos" w:hAnsi="Aptos" w:cs="Aptos" w:eastAsia="Aptos"/>
-          <w:color w:val="000000"/>
-        </w:rPr>
-        <w:t xml:space="preserve"> and to change them for this second effort. This will allow them to p</w:t>
-      </w:r>
-      <w:r>
-        <w:rPr>
-          <w:rFonts w:ascii="Aptos" w:hAnsi="Aptos" w:cs="Aptos" w:eastAsia="Aptos"/>
-          <w:color w:val="000000"/>
-        </w:rPr>
-        <w:t xml:space="preserve">ractice </w:t>
-      </w:r>
-      <w:r>
-        <w:rPr>
-          <w:rFonts w:ascii="Aptos" w:hAnsi="Aptos" w:cs="Aptos" w:eastAsia="Aptos"/>
-          <w:color w:val="000000"/>
-        </w:rPr>
-        <w:t>their suggestions</w:t>
-      </w:r>
-      <w:r>
-        <w:rPr>
-          <w:rFonts w:ascii="Aptos" w:hAnsi="Aptos" w:cs="Aptos" w:eastAsia="Aptos"/>
-          <w:color w:val="000000"/>
-        </w:rPr>
-        <w:t xml:space="preserve">. </w:t>
-      </w:r>
-    </w:p>
-    <w:p>
-      <w:pPr>
-        <w:pStyle w:val="ListParagraph"/>
-        <w:numPr>
-          <w:ilvl w:val="0"/>
-          <w:numId w:val="33"/>
-        </w:numPr>
-        <w:spacing w:line="480" w:lineRule="auto"/>
-        <w:rPr>
-          <w:rFonts w:ascii="Times New Roman" w:hAnsi="Times New Roman" w:cs="Times New Roman"/>
-          <w:color w:val="000000"/>
-        </w:rPr>
-      </w:pPr>
-      <w:r>
-        <w:rPr>
-          <w:rFonts w:ascii="Aptos" w:hAnsi="Aptos" w:cs="Aptos" w:eastAsia="Aptos"/>
-          <w:color w:val="000000"/>
-        </w:rPr>
-        <w:t>Students prepare for life-threatening bleeding during this simulation, but it does not appear in this simulation.</w:t>
-      </w:r>
-      <w:r>
-        <w:rPr>
-          <w:rFonts w:ascii="Aptos" w:hAnsi="Aptos" w:cs="Aptos" w:eastAsia="Aptos"/>
-          <w:color w:val="000000"/>
-        </w:rPr>
-        <w:t xml:space="preserve"> </w:t>
-      </w:r>
-      <w:r>
-        <w:rPr>
-          <w:rFonts w:ascii="Aptos" w:hAnsi="Aptos" w:cs="Aptos" w:eastAsia="Aptos"/>
-          <w:color w:val="000000"/>
-        </w:rPr>
-        <w:t xml:space="preserve">I usually do a quick simulation for life-threatening bleeding on a different day (see </w:t>
-      </w:r>
-      <w:r>
-        <w:rPr>
-          <w:rFonts w:ascii="Aptos" w:hAnsi="Aptos" w:cs="Aptos" w:eastAsia="Aptos"/>
-          <w:color w:val="000000"/>
-        </w:rPr>
-        <w:t>A</w:t>
-      </w:r>
-      <w:r>
-        <w:rPr>
-          <w:rFonts w:ascii="Aptos" w:hAnsi="Aptos" w:cs="Aptos" w:eastAsia="Aptos"/>
-          <w:color w:val="000000"/>
-        </w:rPr>
-        <w:t xml:space="preserve">uthor </w:t>
-      </w:r>
-      <w:r>
-        <w:rPr>
-          <w:rFonts w:ascii="Aptos" w:hAnsi="Aptos" w:cs="Aptos" w:eastAsia="Aptos"/>
-          <w:color w:val="000000"/>
-        </w:rPr>
-        <w:t>N</w:t>
-      </w:r>
-      <w:r>
-        <w:rPr>
-          <w:rFonts w:ascii="Aptos" w:hAnsi="Aptos" w:cs="Aptos" w:eastAsia="Aptos"/>
-          <w:color w:val="000000"/>
-        </w:rPr>
-        <w:t xml:space="preserve">otes and </w:t>
-      </w:r>
-      <w:r>
-        <w:rPr>
-          <w:rFonts w:ascii="Aptos" w:hAnsi="Aptos" w:cs="Aptos" w:eastAsia="Aptos"/>
-          <w:color w:val="000000"/>
-        </w:rPr>
-        <w:t>L</w:t>
-      </w:r>
-      <w:r>
-        <w:rPr>
-          <w:rFonts w:ascii="Aptos" w:hAnsi="Aptos" w:cs="Aptos" w:eastAsia="Aptos"/>
-          <w:color w:val="000000"/>
-        </w:rPr>
-        <w:t>ife-</w:t>
-      </w:r>
-      <w:r>
-        <w:rPr>
-          <w:rFonts w:ascii="Aptos" w:hAnsi="Aptos" w:cs="Aptos" w:eastAsia="Aptos"/>
-          <w:color w:val="000000"/>
-        </w:rPr>
-        <w:t>T</w:t>
-      </w:r>
-      <w:r>
-        <w:rPr>
-          <w:rFonts w:ascii="Aptos" w:hAnsi="Aptos" w:cs="Aptos" w:eastAsia="Aptos"/>
-          <w:color w:val="000000"/>
-        </w:rPr>
-        <w:t xml:space="preserve">hreatening </w:t>
-      </w:r>
-      <w:r>
-        <w:rPr>
-          <w:rFonts w:ascii="Aptos" w:hAnsi="Aptos" w:cs="Aptos" w:eastAsia="Aptos"/>
-          <w:color w:val="000000"/>
-        </w:rPr>
-        <w:t>B</w:t>
-      </w:r>
-      <w:r>
-        <w:rPr>
-          <w:rFonts w:ascii="Aptos" w:hAnsi="Aptos" w:cs="Aptos" w:eastAsia="Aptos"/>
-          <w:color w:val="000000"/>
-        </w:rPr>
-        <w:t>leeding simulation).</w:t>
-      </w:r>
-    </w:p>
-    <w:p>
-      <w:pPr>
-        <w:spacing w:line="480" w:lineRule="auto"/>
-        <w:rPr>
-          <w:rFonts w:ascii="Times New Roman" w:hAnsi="Times New Roman" w:cs="Times New Roman"/>
-          <w:color w:val="000000"/>
-        </w:rPr>
-      </w:pPr>
-      <w:r>
-        <w:rPr>
-          <w:rFonts w:ascii="Aptos" w:hAnsi="Aptos" w:cs="Aptos" w:eastAsia="Aptos"/>
-          <w:color w:val="000000"/>
-        </w:rPr>
-        <w:t/>
-      </w:r>
-      <w:r>
-        <w:rPr>
-          <w:rFonts w:ascii="Aptos" w:hAnsi="Aptos" w:cs="Aptos" w:eastAsia="Aptos"/>
-          <w:color w:val="000000"/>
-        </w:rPr>
-        <w:t/>
-      </w:r>
-      <w:r>
-        <w:rPr>
-          <w:rFonts w:ascii="Aptos" w:hAnsi="Aptos" w:cs="Aptos" w:eastAsia="Aptos"/>
-          <w:color w:val="000000"/>
-        </w:rPr>
-        <w:t/>
-      </w:r>
-      <w:r>
-        <w:rPr>
-          <w:rFonts w:ascii="Aptos" w:hAnsi="Aptos" w:cs="Aptos" w:eastAsia="Aptos"/>
-          <w:color w:val="000000"/>
-        </w:rPr>
-        <w:t>References</w:t>
-      </w:r>
-    </w:p>
-    <w:p>
-      <w:pPr>
-        <w:pStyle w:val="NormalWeb"/>
-        <w:numPr>
-          <w:ilvl w:val="0"/>
-          <w:numId w:val="18"/>
-        </w:numPr>
-        <w:spacing w:before="0" w:beforeAutospacing="0" w:after="0" w:afterAutospacing="0" w:line="480" w:lineRule="auto"/>
-        <w:rPr>
-          <w:color w:val="000000"/>
-        </w:rPr>
-      </w:pPr>
-      <w:r>
-        <w:rPr>
-          <w:rFonts w:ascii="Aptos" w:hAnsi="Aptos" w:eastAsia="Aptos" w:cs="Aptos"/>
-          <w:color w:val="000000"/>
-        </w:rPr>
-        <w:t xml:space="preserve">American Heart Association. </w:t>
-      </w:r>
-      <w:r>
-        <w:rPr>
-          <w:rFonts w:ascii="Aptos" w:hAnsi="Aptos" w:eastAsia="Aptos" w:cs="Aptos"/>
-          <w:i/>
-          <w:iCs/>
-          <w:color w:val="000000"/>
-        </w:rPr>
-        <w:t xml:space="preserve">Advanced Cardiovascular Life </w:t>
-      </w:r>
-      <w:r>
-        <w:rPr>
-          <w:rFonts w:ascii="Aptos" w:hAnsi="Aptos" w:eastAsia="Aptos" w:cs="Aptos"/>
-          <w:i/>
-          <w:iCs/>
-          <w:color w:val="000000"/>
-        </w:rPr>
-        <w:t>Support</w:t>
-      </w:r>
-      <w:r>
-        <w:rPr>
-          <w:rFonts w:ascii="Aptos" w:hAnsi="Aptos" w:eastAsia="Aptos" w:cs="Aptos"/>
-          <w:i/>
-          <w:iCs/>
-          <w:color w:val="000000"/>
-        </w:rPr>
-        <w:t>:</w:t>
-      </w:r>
-      <w:r>
-        <w:rPr>
-          <w:rFonts w:ascii="Aptos" w:hAnsi="Aptos" w:eastAsia="Aptos" w:cs="Aptos"/>
-          <w:i/>
-          <w:iCs/>
-          <w:color w:val="000000"/>
-        </w:rPr>
-        <w:t xml:space="preserve"> Instructor Manual</w:t>
-      </w:r>
-      <w:r>
-        <w:rPr>
-          <w:rFonts w:ascii="Aptos" w:hAnsi="Aptos" w:eastAsia="Aptos" w:cs="Aptos"/>
-          <w:iCs/>
-          <w:color w:val="000000"/>
-        </w:rPr>
-        <w:t>.</w:t>
-      </w:r>
-      <w:r>
-        <w:rPr>
-          <w:rFonts w:ascii="Aptos" w:hAnsi="Aptos" w:eastAsia="Aptos" w:cs="Aptos"/>
-          <w:color w:val="000000"/>
-        </w:rPr>
-        <w:t xml:space="preserve"> American Heart Association</w:t>
-      </w:r>
-      <w:r>
-        <w:rPr>
-          <w:rFonts w:ascii="Aptos" w:hAnsi="Aptos" w:eastAsia="Aptos" w:cs="Aptos"/>
-          <w:color w:val="000000"/>
-        </w:rPr>
-        <w:t>;</w:t>
-      </w:r>
-      <w:r>
-        <w:rPr>
-          <w:rFonts w:ascii="Aptos" w:hAnsi="Aptos" w:eastAsia="Aptos" w:cs="Aptos"/>
-          <w:color w:val="000000"/>
-        </w:rPr>
-        <w:t xml:space="preserve"> </w:t>
-      </w:r>
-      <w:r>
-        <w:rPr>
-          <w:rFonts w:ascii="Aptos" w:hAnsi="Aptos" w:eastAsia="Aptos" w:cs="Aptos"/>
-          <w:color w:val="000000"/>
-        </w:rPr>
-        <w:t>2020</w:t>
-      </w:r>
-      <w:r>
-        <w:rPr>
-          <w:rFonts w:ascii="Aptos" w:hAnsi="Aptos" w:eastAsia="Aptos" w:cs="Aptos"/>
-          <w:color w:val="000000"/>
-        </w:rPr>
-        <w:t>.</w:t>
-      </w:r>
-    </w:p>
-    <w:p>
-      <w:pPr>
-        <w:pStyle w:val="NormalWeb"/>
-        <w:numPr>
-          <w:ilvl w:val="0"/>
-          <w:numId w:val="18"/>
-        </w:numPr>
-        <w:spacing w:before="0" w:beforeAutospacing="0" w:after="0" w:afterAutospacing="0" w:line="480" w:lineRule="auto"/>
-        <w:rPr>
-          <w:color w:val="000000"/>
-        </w:rPr>
-      </w:pPr>
-      <w:r>
-        <w:rPr>
-          <w:rFonts w:ascii="Aptos" w:hAnsi="Aptos" w:eastAsia="Aptos" w:cs="Aptos"/>
-          <w:color w:val="000000"/>
-        </w:rPr>
-        <w:t xml:space="preserve">American Heart Association. </w:t>
-      </w:r>
-      <w:r>
-        <w:rPr>
-          <w:rFonts w:ascii="Aptos" w:hAnsi="Aptos" w:eastAsia="Aptos" w:cs="Aptos"/>
-          <w:i/>
-          <w:iCs/>
-          <w:color w:val="000000"/>
-        </w:rPr>
-        <w:t xml:space="preserve">Advanced Cardiovascular Life </w:t>
-      </w:r>
-      <w:r>
-        <w:rPr>
-          <w:rFonts w:ascii="Aptos" w:hAnsi="Aptos" w:eastAsia="Aptos" w:cs="Aptos"/>
-          <w:i/>
-          <w:iCs/>
-          <w:color w:val="000000"/>
-        </w:rPr>
-        <w:t>Support</w:t>
-      </w:r>
-      <w:r>
-        <w:rPr>
-          <w:rFonts w:ascii="Aptos" w:hAnsi="Aptos" w:eastAsia="Aptos" w:cs="Aptos"/>
-          <w:i/>
-          <w:iCs/>
-          <w:color w:val="000000"/>
-        </w:rPr>
-        <w:t>:</w:t>
-      </w:r>
-      <w:r>
-        <w:rPr>
-          <w:rFonts w:ascii="Aptos" w:hAnsi="Aptos" w:eastAsia="Aptos" w:cs="Aptos"/>
-          <w:i/>
-          <w:iCs/>
-          <w:color w:val="000000"/>
-        </w:rPr>
-        <w:t xml:space="preserve"> Provider Manual</w:t>
-      </w:r>
-      <w:r>
-        <w:rPr>
-          <w:rFonts w:ascii="Aptos" w:hAnsi="Aptos" w:eastAsia="Aptos" w:cs="Aptos"/>
-          <w:color w:val="000000"/>
-        </w:rPr>
-        <w:t xml:space="preserve">. </w:t>
-      </w:r>
-      <w:r>
-        <w:rPr>
-          <w:rFonts w:ascii="Aptos" w:hAnsi="Aptos" w:eastAsia="Aptos" w:cs="Aptos"/>
-          <w:color w:val="000000"/>
-        </w:rPr>
-        <w:t>American Heart Association</w:t>
-      </w:r>
-      <w:r>
-        <w:rPr>
-          <w:rFonts w:ascii="Aptos" w:hAnsi="Aptos" w:eastAsia="Aptos" w:cs="Aptos"/>
-          <w:color w:val="000000"/>
-        </w:rPr>
-        <w:t>;</w:t>
-      </w:r>
-      <w:r>
-        <w:rPr>
-          <w:rFonts w:ascii="Aptos" w:hAnsi="Aptos" w:eastAsia="Aptos" w:cs="Aptos"/>
-          <w:color w:val="000000"/>
-        </w:rPr>
-        <w:t xml:space="preserve"> </w:t>
-      </w:r>
-      <w:r>
-        <w:rPr>
-          <w:rFonts w:ascii="Aptos" w:hAnsi="Aptos" w:eastAsia="Aptos" w:cs="Aptos"/>
-          <w:color w:val="000000"/>
-        </w:rPr>
-        <w:t>2020</w:t>
-      </w:r>
-      <w:r>
-        <w:rPr>
-          <w:rFonts w:ascii="Aptos" w:hAnsi="Aptos" w:eastAsia="Aptos" w:cs="Aptos"/>
-          <w:color w:val="000000"/>
-        </w:rPr>
-        <w:t>.</w:t>
-      </w:r>
-    </w:p>
-    <w:p>
-      <w:pPr>
-        <w:pStyle w:val="NormalWeb"/>
-        <w:numPr>
-          <w:ilvl w:val="0"/>
-          <w:numId w:val="18"/>
-        </w:numPr>
-        <w:spacing w:before="0" w:beforeAutospacing="0" w:after="0" w:afterAutospacing="0" w:line="480" w:lineRule="auto"/>
-        <w:rPr>
-          <w:color w:val="000000"/>
-        </w:rPr>
-      </w:pPr>
-      <w:r>
-        <w:rPr>
-          <w:rFonts w:ascii="Aptos" w:hAnsi="Aptos" w:eastAsia="Aptos" w:cs="Aptos"/>
-          <w:color w:val="000000"/>
-        </w:rPr>
-        <w:t>American Heart Association.</w:t>
-      </w:r>
-      <w:r>
-        <w:rPr>
-          <w:rFonts w:ascii="Aptos" w:hAnsi="Aptos" w:eastAsia="Aptos" w:cs="Aptos"/>
-          <w:color w:val="000000"/>
-        </w:rPr>
-        <w:t xml:space="preserve"> </w:t>
-      </w:r>
-      <w:r>
-        <w:rPr>
-          <w:rFonts w:ascii="Aptos" w:hAnsi="Aptos" w:eastAsia="Aptos" w:cs="Aptos"/>
-          <w:i/>
-          <w:iCs/>
-          <w:color w:val="000000"/>
-        </w:rPr>
-        <w:t>Basic Life Support Provider Manual (International English)</w:t>
-      </w:r>
-      <w:r>
-        <w:rPr>
-          <w:rFonts w:ascii="Aptos" w:hAnsi="Aptos" w:eastAsia="Aptos" w:cs="Aptos"/>
-          <w:color w:val="000000"/>
-        </w:rPr>
-        <w:t xml:space="preserve">. American Heart Association; </w:t>
-      </w:r>
-      <w:r>
-        <w:rPr>
-          <w:rFonts w:ascii="Aptos" w:hAnsi="Aptos" w:eastAsia="Aptos" w:cs="Aptos"/>
-          <w:color w:val="000000"/>
-        </w:rPr>
-        <w:t>2020</w:t>
-      </w:r>
-      <w:r>
-        <w:rPr>
-          <w:rFonts w:ascii="Aptos" w:hAnsi="Aptos" w:eastAsia="Aptos" w:cs="Aptos"/>
-          <w:color w:val="000000"/>
-        </w:rPr>
-        <w:t>.</w:t>
-      </w:r>
-    </w:p>
-    <w:p>
-      <w:pPr>
-        <w:pStyle w:val="NormalWeb"/>
-        <w:numPr>
-          <w:ilvl w:val="0"/>
-          <w:numId w:val="18"/>
-        </w:numPr>
-        <w:spacing w:before="0" w:beforeAutospacing="0" w:after="0" w:afterAutospacing="0" w:line="480" w:lineRule="auto"/>
-        <w:rPr>
-          <w:color w:val="000000"/>
-        </w:rPr>
-      </w:pPr>
-      <w:r>
-        <w:rPr>
-          <w:rFonts w:ascii="Aptos" w:hAnsi="Aptos" w:eastAsia="Aptos" w:cs="Aptos"/>
-          <w:color w:val="000000"/>
-        </w:rPr>
-        <w:t xml:space="preserve">American Heart Association. </w:t>
-      </w:r>
-      <w:r>
-        <w:rPr>
-          <w:rFonts w:ascii="Aptos" w:hAnsi="Aptos" w:eastAsia="Aptos" w:cs="Aptos"/>
-          <w:i/>
-          <w:iCs/>
-          <w:color w:val="000000"/>
-        </w:rPr>
-        <w:t xml:space="preserve">BLS Basic Life </w:t>
-      </w:r>
-      <w:r>
-        <w:rPr>
-          <w:rFonts w:ascii="Aptos" w:hAnsi="Aptos" w:eastAsia="Aptos" w:cs="Aptos"/>
-          <w:i/>
-          <w:iCs/>
-          <w:color w:val="000000"/>
-        </w:rPr>
-        <w:t>Support</w:t>
-      </w:r>
-      <w:r>
-        <w:rPr>
-          <w:rFonts w:ascii="Aptos" w:hAnsi="Aptos" w:eastAsia="Aptos" w:cs="Aptos"/>
-          <w:i/>
-          <w:iCs/>
-          <w:color w:val="000000"/>
-        </w:rPr>
-        <w:t>:</w:t>
-      </w:r>
-      <w:r>
-        <w:rPr>
-          <w:rFonts w:ascii="Aptos" w:hAnsi="Aptos" w:eastAsia="Aptos" w:cs="Aptos"/>
-          <w:i/>
-          <w:iCs/>
-          <w:color w:val="000000"/>
-        </w:rPr>
-        <w:t xml:space="preserve"> Instructor Manual</w:t>
-      </w:r>
-      <w:r>
-        <w:rPr>
-          <w:rFonts w:ascii="Aptos" w:hAnsi="Aptos" w:eastAsia="Aptos" w:cs="Aptos"/>
-          <w:color w:val="000000"/>
-        </w:rPr>
-        <w:t>. American Heart Association</w:t>
-      </w:r>
-      <w:r>
-        <w:rPr>
-          <w:rFonts w:ascii="Aptos" w:hAnsi="Aptos" w:eastAsia="Aptos" w:cs="Aptos"/>
-          <w:color w:val="000000"/>
-        </w:rPr>
-        <w:t>.</w:t>
-      </w:r>
-      <w:r>
-        <w:rPr>
-          <w:rFonts w:ascii="Aptos" w:hAnsi="Aptos" w:eastAsia="Aptos" w:cs="Aptos"/>
-          <w:color w:val="000000"/>
-        </w:rPr>
-        <w:t>2020</w:t>
-      </w:r>
-      <w:r>
-        <w:rPr>
-          <w:rFonts w:ascii="Aptos" w:hAnsi="Aptos" w:eastAsia="Aptos" w:cs="Aptos"/>
-          <w:color w:val="000000"/>
-        </w:rPr>
-        <w:t>.</w:t>
-      </w:r>
-    </w:p>
-    <w:p>
-      <w:pPr>
-        <w:pStyle w:val="NormalWeb"/>
-        <w:numPr>
-          <w:ilvl w:val="0"/>
-          <w:numId w:val="18"/>
-        </w:numPr>
-        <w:spacing w:before="0" w:beforeAutospacing="0" w:after="0" w:afterAutospacing="0" w:line="480" w:lineRule="auto"/>
-        <w:rPr>
-          <w:color w:val="000000"/>
-        </w:rPr>
-      </w:pPr>
-      <w:r>
-        <w:rPr>
-          <w:rFonts w:ascii="Aptos" w:hAnsi="Aptos" w:eastAsia="Aptos" w:cs="Aptos"/>
-          <w:color w:val="000000"/>
-        </w:rPr>
-        <w:t xml:space="preserve">Andersen JC, Courson RW, Kleiner DM, </w:t>
-      </w:r>
-      <w:r>
-        <w:rPr>
-          <w:rFonts w:ascii="Aptos" w:hAnsi="Aptos" w:eastAsia="Aptos" w:cs="Aptos"/>
-          <w:color w:val="000000"/>
-        </w:rPr>
-        <w:t>Mcl</w:t>
-      </w:r>
-      <w:r>
-        <w:rPr>
-          <w:rFonts w:ascii="Aptos" w:hAnsi="Aptos" w:eastAsia="Aptos" w:cs="Aptos"/>
-          <w:color w:val="000000"/>
-        </w:rPr>
-        <w:t xml:space="preserve">oda TA. National Athletic Trainers’ Association </w:t>
-      </w:r>
-      <w:r>
-        <w:rPr>
-          <w:rFonts w:ascii="Aptos" w:hAnsi="Aptos" w:eastAsia="Aptos" w:cs="Aptos"/>
-          <w:color w:val="000000"/>
-        </w:rPr>
-        <w:t>position statement: emergency planning in athletics</w:t>
-      </w:r>
-      <w:r>
-        <w:rPr>
-          <w:rFonts w:ascii="Aptos" w:hAnsi="Aptos" w:eastAsia="Aptos" w:cs="Aptos"/>
-          <w:color w:val="000000"/>
-        </w:rPr>
-        <w:t>.</w:t>
-      </w:r>
-      <w:r>
-        <w:rPr>
-          <w:rFonts w:ascii="Aptos" w:hAnsi="Aptos" w:eastAsia="Aptos" w:cs="Aptos"/>
-          <w:color w:val="000000"/>
-        </w:rPr>
-        <w:t xml:space="preserve"> </w:t>
-      </w:r>
-      <w:r>
-        <w:rPr>
-          <w:rFonts w:ascii="Aptos" w:hAnsi="Aptos" w:eastAsia="Aptos" w:cs="Aptos"/>
-          <w:i/>
-          <w:iCs/>
-          <w:color w:val="000000"/>
-        </w:rPr>
-        <w:t xml:space="preserve">J </w:t>
-      </w:r>
-      <w:proofErr w:type="spellStart"/>
-      <w:r>
-        <w:rPr>
-          <w:rFonts w:ascii="Aptos" w:hAnsi="Aptos" w:eastAsia="Aptos" w:cs="Aptos"/>
-          <w:i/>
-          <w:iCs/>
-          <w:color w:val="000000"/>
-        </w:rPr>
-        <w:t>Athl</w:t>
-      </w:r>
-      <w:proofErr w:type="spellEnd"/>
-      <w:r>
-        <w:rPr>
-          <w:rFonts w:ascii="Aptos" w:hAnsi="Aptos" w:eastAsia="Aptos" w:cs="Aptos"/>
-          <w:i/>
-          <w:iCs/>
-          <w:color w:val="000000"/>
-        </w:rPr>
-        <w:t xml:space="preserve"> Train</w:t>
-      </w:r>
-      <w:r>
-        <w:rPr>
-          <w:rFonts w:ascii="Aptos" w:hAnsi="Aptos" w:eastAsia="Aptos" w:cs="Aptos"/>
-          <w:color w:val="000000"/>
-        </w:rPr>
-        <w:t xml:space="preserve">. </w:t>
-      </w:r>
-      <w:r>
-        <w:rPr>
-          <w:rFonts w:ascii="Aptos" w:hAnsi="Aptos" w:eastAsia="Aptos" w:cs="Aptos"/>
-          <w:color w:val="000000"/>
-        </w:rPr>
-        <w:t>2002</w:t>
-      </w:r>
-      <w:r>
-        <w:rPr>
-          <w:rFonts w:ascii="Aptos" w:hAnsi="Aptos" w:eastAsia="Aptos" w:cs="Aptos"/>
-          <w:color w:val="000000"/>
-        </w:rPr>
-        <w:t>;</w:t>
-      </w:r>
-      <w:r>
-        <w:rPr>
-          <w:rFonts w:ascii="Aptos" w:hAnsi="Aptos" w:eastAsia="Aptos" w:cs="Aptos"/>
-          <w:color w:val="000000"/>
-        </w:rPr>
-        <w:t>37</w:t>
-      </w:r>
-      <w:r>
-        <w:rPr>
-          <w:rFonts w:ascii="Aptos" w:hAnsi="Aptos" w:eastAsia="Aptos" w:cs="Aptos"/>
-          <w:color w:val="000000"/>
-        </w:rPr>
-        <w:t>(</w:t>
-      </w:r>
-      <w:r>
-        <w:rPr>
-          <w:rFonts w:ascii="Aptos" w:hAnsi="Aptos" w:eastAsia="Aptos" w:cs="Aptos"/>
-          <w:color w:val="000000"/>
-        </w:rPr>
-        <w:t>1</w:t>
-      </w:r>
-      <w:r>
-        <w:rPr>
-          <w:rFonts w:ascii="Aptos" w:hAnsi="Aptos" w:eastAsia="Aptos" w:cs="Aptos"/>
-          <w:color w:val="000000"/>
-        </w:rPr>
-        <w:t>):</w:t>
-      </w:r>
-      <w:r>
-        <w:rPr>
-          <w:rFonts w:ascii="Aptos" w:hAnsi="Aptos" w:eastAsia="Aptos" w:cs="Aptos"/>
-          <w:color w:val="000000"/>
-        </w:rPr>
-        <w:t>99-104</w:t>
-      </w:r>
-      <w:r>
-        <w:rPr>
-          <w:rFonts w:ascii="Aptos" w:hAnsi="Aptos" w:eastAsia="Aptos" w:cs="Aptos"/>
-          <w:color w:val="000000"/>
-        </w:rPr>
-        <w:t>. www.nata.org/sites/default/files/EmergencyPlanningInAthletics.pdf</w:t>
-      </w:r>
-    </w:p>
-    <w:p>
-      <w:pPr>
-        <w:pStyle w:val="ListParagraph"/>
-        <w:numPr>
-          <w:ilvl w:val="0"/>
-          <w:numId w:val="18"/>
-        </w:numPr>
-        <w:spacing w:line="480" w:lineRule="auto"/>
-        <w:rPr>
-          <w:rFonts w:ascii="Times New Roman" w:eastAsia="Times New Roman" w:hAnsi="Times New Roman" w:cs="Times New Roman"/>
-          <w:color w:val="000000"/>
-        </w:rPr>
-      </w:pPr>
-      <w:r>
-        <w:rPr>
-          <w:rFonts w:ascii="Aptos" w:eastAsia="Aptos" w:hAnsi="Aptos" w:cs="Aptos"/>
-          <w:color w:val="000000"/>
-        </w:rPr>
-        <w:lastRenderedPageBreak/>
-        <w:t xml:space="preserve">Cleary </w:t>
-      </w:r>
-      <w:r>
-        <w:rPr>
-          <w:rFonts w:ascii="Aptos" w:eastAsia="Aptos" w:hAnsi="Aptos" w:cs="Aptos"/>
-          <w:color w:val="000000"/>
-        </w:rPr>
-        <w:t>MA</w:t>
-      </w:r>
-      <w:r>
-        <w:rPr>
-          <w:rFonts w:ascii="Aptos" w:eastAsia="Aptos" w:hAnsi="Aptos" w:cs="Aptos"/>
-          <w:color w:val="000000"/>
-        </w:rPr>
-        <w:t>, Katie WF.</w:t>
-      </w:r>
-      <w:r>
-        <w:rPr>
-          <w:rFonts w:ascii="Aptos" w:eastAsia="Aptos" w:hAnsi="Aptos" w:cs="Aptos"/>
-          <w:color w:val="000000"/>
-        </w:rPr>
-        <w:t xml:space="preserve"> </w:t>
-      </w:r>
-      <w:r>
-        <w:rPr>
-          <w:rFonts w:ascii="Aptos" w:eastAsia="Aptos" w:hAnsi="Aptos" w:cs="Aptos"/>
-          <w:i/>
-          <w:iCs/>
-          <w:color w:val="000000"/>
-        </w:rPr>
-        <w:t>Acute and Emergency Care in Athletic Training</w:t>
-      </w:r>
-      <w:r>
-        <w:rPr>
-          <w:rFonts w:ascii="Aptos" w:eastAsia="Aptos" w:hAnsi="Aptos" w:cs="Aptos"/>
-          <w:color w:val="000000"/>
-        </w:rPr>
-        <w:t xml:space="preserve">. Human Kinetics; </w:t>
-      </w:r>
-      <w:r>
-        <w:rPr>
-          <w:rFonts w:ascii="Aptos" w:eastAsia="Aptos" w:hAnsi="Aptos" w:cs="Aptos"/>
-          <w:color w:val="000000"/>
-        </w:rPr>
-        <w:t>2020</w:t>
-      </w:r>
-      <w:r>
-        <w:rPr>
-          <w:rFonts w:ascii="Aptos" w:eastAsia="Aptos" w:hAnsi="Aptos" w:cs="Aptos"/>
-          <w:color w:val="000000"/>
-        </w:rPr>
-        <w:t>.</w:t>
-      </w:r>
-    </w:p>
-    <w:p>
-      <w:pPr>
-        <w:pStyle w:val="NormalWeb"/>
-        <w:numPr>
-          <w:ilvl w:val="0"/>
-          <w:numId w:val="18"/>
-        </w:numPr>
-        <w:spacing w:before="0" w:beforeAutospacing="0" w:after="0" w:afterAutospacing="0" w:line="480" w:lineRule="auto"/>
-        <w:rPr>
-          <w:color w:val="000000"/>
-        </w:rPr>
-      </w:pPr>
-      <w:r>
-        <w:rPr>
-          <w:rFonts w:ascii="Aptos" w:hAnsi="Aptos" w:eastAsia="Aptos" w:cs="Aptos"/>
-          <w:color w:val="000000"/>
-        </w:rPr>
-        <w:t xml:space="preserve">Drezner JA, Rao AL, Heistand J, Bloomingdale MK, Harmon KG. Effectiveness of emergency response planning for sudden cardiac arrest in United States high schools with automated external defibrillators. </w:t>
-      </w:r>
-      <w:r>
-        <w:rPr>
-          <w:rFonts w:ascii="Aptos" w:hAnsi="Aptos" w:eastAsia="Aptos" w:cs="Aptos"/>
-          <w:i/>
-          <w:color w:val="000000"/>
-        </w:rPr>
-        <w:t>Circulation</w:t>
-      </w:r>
-      <w:r>
-        <w:rPr>
-          <w:rFonts w:ascii="Aptos" w:hAnsi="Aptos" w:eastAsia="Aptos" w:cs="Aptos"/>
-          <w:color w:val="000000"/>
-        </w:rPr>
-        <w:t>. 2009;120(6):518-525. doi:10.1161/CIRCULATIONAHA.109.855890</w:t>
-      </w:r>
-    </w:p>
-    <w:p>
-      <w:pPr>
-        <w:pStyle w:val="NormalWeb"/>
-        <w:numPr>
-          <w:ilvl w:val="0"/>
-          <w:numId w:val="18"/>
-        </w:numPr>
-        <w:spacing w:before="0" w:beforeAutospacing="0" w:after="0" w:afterAutospacing="0" w:line="480" w:lineRule="auto"/>
-        <w:rPr>
-          <w:color w:val="000000"/>
-        </w:rPr>
-      </w:pPr>
-      <w:r>
-        <w:rPr>
-          <w:rFonts w:ascii="Aptos" w:hAnsi="Aptos" w:eastAsia="Aptos" w:cs="Aptos"/>
-          <w:color w:val="000000"/>
-        </w:rPr>
-        <w:t xml:space="preserve">Mihalik JP, </w:t>
-      </w:r>
-      <w:proofErr w:type="spellStart"/>
-      <w:r>
-        <w:rPr>
-          <w:rFonts w:ascii="Aptos" w:hAnsi="Aptos" w:eastAsia="Aptos" w:cs="Aptos"/>
-          <w:color w:val="000000"/>
-        </w:rPr>
-        <w:t>Lynall</w:t>
-      </w:r>
-      <w:proofErr w:type="spellEnd"/>
-      <w:r>
-        <w:rPr>
-          <w:rFonts w:ascii="Aptos" w:hAnsi="Aptos" w:eastAsia="Aptos" w:cs="Aptos"/>
-          <w:color w:val="000000"/>
-        </w:rPr>
-        <w:t xml:space="preserve"> RC, Fraser MA, et al. Football </w:t>
-      </w:r>
-      <w:r>
-        <w:rPr>
-          <w:rFonts w:ascii="Aptos" w:hAnsi="Aptos" w:eastAsia="Aptos" w:cs="Aptos"/>
-          <w:color w:val="000000"/>
-        </w:rPr>
-        <w:t>equipment removal improves chest compression and ventilation e</w:t>
-      </w:r>
-      <w:r>
-        <w:rPr>
-          <w:rFonts w:ascii="Aptos" w:hAnsi="Aptos" w:eastAsia="Aptos" w:cs="Aptos"/>
-          <w:color w:val="000000"/>
-        </w:rPr>
-        <w:t xml:space="preserve">fficacy. </w:t>
-      </w:r>
-      <w:proofErr w:type="spellStart"/>
-      <w:r>
-        <w:rPr>
-          <w:rFonts w:ascii="Aptos" w:hAnsi="Aptos" w:eastAsia="Aptos" w:cs="Aptos"/>
-          <w:i/>
-          <w:color w:val="000000"/>
-        </w:rPr>
-        <w:t>Prehosp</w:t>
-      </w:r>
-      <w:proofErr w:type="spellEnd"/>
-      <w:r>
-        <w:rPr>
-          <w:rFonts w:ascii="Aptos" w:hAnsi="Aptos" w:eastAsia="Aptos" w:cs="Aptos"/>
-          <w:i/>
-          <w:color w:val="000000"/>
-        </w:rPr>
-        <w:t xml:space="preserve"> Emerg Care</w:t>
-      </w:r>
-      <w:r>
-        <w:rPr>
-          <w:rFonts w:ascii="Aptos" w:hAnsi="Aptos" w:eastAsia="Aptos" w:cs="Aptos"/>
-          <w:color w:val="000000"/>
-        </w:rPr>
-        <w:t>. 2016;20(5):578-585. doi:10.3109/10903127.2016.1149649</w:t>
-      </w:r>
-    </w:p>
-    <w:p>
-      <w:pPr>
-        <w:pStyle w:val="NormalWeb"/>
-        <w:numPr>
-          <w:ilvl w:val="0"/>
-          <w:numId w:val="18"/>
-        </w:numPr>
-        <w:spacing w:before="0" w:beforeAutospacing="0" w:after="0" w:afterAutospacing="0" w:line="480" w:lineRule="auto"/>
-        <w:rPr>
-          <w:color w:val="000000"/>
-        </w:rPr>
-      </w:pPr>
-      <w:r>
-        <w:rPr>
-          <w:rFonts w:ascii="Aptos" w:hAnsi="Aptos" w:eastAsia="Aptos" w:cs="Aptos"/>
-          <w:color w:val="000000"/>
-        </w:rPr>
-        <w:t>National Athletic Trainers’ Association</w:t>
-      </w:r>
-      <w:r>
-        <w:rPr>
-          <w:rFonts w:ascii="Aptos" w:hAnsi="Aptos" w:eastAsia="Aptos" w:cs="Aptos"/>
-          <w:color w:val="000000"/>
-        </w:rPr>
-        <w:t xml:space="preserve">. </w:t>
-      </w:r>
-      <w:r>
-        <w:rPr>
-          <w:rFonts w:ascii="Aptos" w:hAnsi="Aptos" w:eastAsia="Aptos" w:cs="Aptos"/>
-          <w:i/>
-          <w:iCs/>
-          <w:color w:val="000000"/>
-        </w:rPr>
-        <w:t>Emergency Action Plans</w:t>
-      </w:r>
-      <w:r>
-        <w:rPr>
-          <w:rFonts w:ascii="Aptos" w:hAnsi="Aptos" w:eastAsia="Aptos" w:cs="Aptos"/>
-          <w:color w:val="000000"/>
-        </w:rPr>
-        <w:t>.</w:t>
-      </w:r>
-      <w:r>
-        <w:rPr>
-          <w:rFonts w:ascii="Aptos" w:hAnsi="Aptos" w:eastAsia="Aptos" w:cs="Aptos"/>
-          <w:color w:val="000000"/>
-        </w:rPr>
-        <w:t xml:space="preserve"> </w:t>
-      </w:r>
-      <w:r>
-        <w:rPr>
-          <w:rFonts w:ascii="Aptos" w:hAnsi="Aptos" w:eastAsia="Aptos" w:cs="Aptos"/>
-          <w:color w:val="000000"/>
-        </w:rPr>
-        <w:t>National Athletic Trainers’ Association</w:t>
-      </w:r>
-      <w:r>
-        <w:rPr>
-          <w:rFonts w:ascii="Aptos" w:hAnsi="Aptos" w:eastAsia="Aptos" w:cs="Aptos"/>
-          <w:color w:val="000000"/>
-        </w:rPr>
-        <w:t>;</w:t>
-      </w:r>
-      <w:r>
-        <w:rPr>
-          <w:rFonts w:ascii="Aptos" w:hAnsi="Aptos" w:eastAsia="Aptos" w:cs="Aptos"/>
-          <w:color w:val="000000"/>
-        </w:rPr>
-        <w:t xml:space="preserve"> </w:t>
-      </w:r>
-      <w:r>
-        <w:rPr>
-          <w:rFonts w:ascii="Aptos" w:hAnsi="Aptos" w:eastAsia="Aptos" w:cs="Aptos"/>
-          <w:color w:val="000000"/>
-        </w:rPr>
-        <w:t>2015</w:t>
-      </w:r>
-      <w:r>
-        <w:rPr>
-          <w:rFonts w:ascii="Aptos" w:hAnsi="Aptos" w:eastAsia="Aptos" w:cs="Aptos"/>
-          <w:color w:val="000000"/>
-        </w:rPr>
-        <w:t>. www.nata.org/sites/default/files/white</w:t>
-      </w:r>
-      <w:r>
-        <w:rPr>
-          <w:rFonts w:ascii="Aptos" w:hAnsi="Aptos" w:eastAsia="Aptos" w:cs="Aptos"/>
-          <w:color w:val="000000"/>
-        </w:rPr>
-        <w:t>-</w:t>
-      </w:r>
-      <w:r>
-        <w:rPr>
-          <w:rFonts w:ascii="Aptos" w:hAnsi="Aptos" w:eastAsia="Aptos" w:cs="Aptos"/>
-          <w:color w:val="000000"/>
-        </w:rPr>
-        <w:t>paper</w:t>
-      </w:r>
-      <w:r>
-        <w:rPr>
-          <w:rFonts w:ascii="Aptos" w:hAnsi="Aptos" w:eastAsia="Aptos" w:cs="Aptos"/>
-          <w:color w:val="000000"/>
-        </w:rPr>
-        <w:t>-</w:t>
-      </w:r>
-      <w:r>
-        <w:rPr>
-          <w:rFonts w:ascii="Aptos" w:hAnsi="Aptos" w:eastAsia="Aptos" w:cs="Aptos"/>
-          <w:color w:val="000000"/>
-        </w:rPr>
-        <w:t>emergency</w:t>
-      </w:r>
-      <w:r>
-        <w:rPr>
-          <w:rFonts w:ascii="Aptos" w:hAnsi="Aptos" w:eastAsia="Aptos" w:cs="Aptos"/>
-          <w:color w:val="000000"/>
-        </w:rPr>
-        <w:t>-</w:t>
-      </w:r>
-      <w:r>
-        <w:rPr>
-          <w:rFonts w:ascii="Aptos" w:hAnsi="Aptos" w:eastAsia="Aptos" w:cs="Aptos"/>
-          <w:color w:val="000000"/>
-        </w:rPr>
-        <w:t>action</w:t>
-      </w:r>
-      <w:r>
-        <w:rPr>
-          <w:rFonts w:ascii="Aptos" w:hAnsi="Aptos" w:eastAsia="Aptos" w:cs="Aptos"/>
-          <w:color w:val="000000"/>
-        </w:rPr>
-        <w:t>-</w:t>
-      </w:r>
-      <w:r>
-        <w:rPr>
-          <w:rFonts w:ascii="Aptos" w:hAnsi="Aptos" w:eastAsia="Aptos" w:cs="Aptos"/>
-          <w:color w:val="000000"/>
-        </w:rPr>
-        <w:t>plan.pdf</w:t>
-      </w:r>
-    </w:p>
-    <w:p>
-      <w:pPr>
-        <w:pStyle w:val="NormalWeb"/>
-        <w:numPr>
-          <w:ilvl w:val="0"/>
-          <w:numId w:val="18"/>
-        </w:numPr>
-        <w:spacing w:before="0" w:beforeAutospacing="0" w:after="0" w:afterAutospacing="0" w:line="480" w:lineRule="auto"/>
-        <w:rPr>
-          <w:color w:val="000000"/>
-        </w:rPr>
-      </w:pPr>
-      <w:r>
-        <w:rPr>
-          <w:rFonts w:ascii="Aptos" w:hAnsi="Aptos" w:eastAsia="Aptos" w:cs="Aptos"/>
-          <w:color w:val="000000"/>
-        </w:rPr>
-        <w:t xml:space="preserve">Swartz EE, Boden BP, Courson RW, </w:t>
-      </w:r>
-      <w:r>
-        <w:rPr>
-          <w:rFonts w:ascii="Aptos" w:hAnsi="Aptos" w:eastAsia="Aptos" w:cs="Aptos"/>
-          <w:color w:val="000000"/>
-        </w:rPr>
-        <w:t>et al</w:t>
-      </w:r>
-      <w:r>
-        <w:rPr>
-          <w:rFonts w:ascii="Aptos" w:hAnsi="Aptos" w:eastAsia="Aptos" w:cs="Aptos"/>
-          <w:color w:val="000000"/>
-        </w:rPr>
-        <w:t xml:space="preserve">. National Athletic Trainers’ Association </w:t>
-      </w:r>
-      <w:r>
-        <w:rPr>
-          <w:rFonts w:ascii="Aptos" w:hAnsi="Aptos" w:eastAsia="Aptos" w:cs="Aptos"/>
-          <w:color w:val="000000"/>
-        </w:rPr>
-        <w:t>position statement: acute management of the cervical spine–injured athlete</w:t>
-      </w:r>
-      <w:r>
-        <w:rPr>
-          <w:rFonts w:ascii="Aptos" w:hAnsi="Aptos" w:eastAsia="Aptos" w:cs="Aptos"/>
-          <w:color w:val="000000"/>
-        </w:rPr>
-        <w:t>.</w:t>
-      </w:r>
-      <w:r>
-        <w:rPr>
-          <w:rFonts w:ascii="Aptos" w:hAnsi="Aptos" w:eastAsia="Aptos" w:cs="Aptos"/>
-          <w:color w:val="000000"/>
-        </w:rPr>
-        <w:t xml:space="preserve"> </w:t>
-      </w:r>
-      <w:r>
-        <w:rPr>
-          <w:rFonts w:ascii="Aptos" w:hAnsi="Aptos" w:eastAsia="Aptos" w:cs="Aptos"/>
-          <w:i/>
-          <w:iCs/>
-          <w:color w:val="000000"/>
-        </w:rPr>
-        <w:t xml:space="preserve">J </w:t>
-      </w:r>
-      <w:proofErr w:type="spellStart"/>
-      <w:r>
-        <w:rPr>
-          <w:rFonts w:ascii="Aptos" w:hAnsi="Aptos" w:eastAsia="Aptos" w:cs="Aptos"/>
-          <w:i/>
-          <w:iCs/>
-          <w:color w:val="000000"/>
-        </w:rPr>
-        <w:t>Athl</w:t>
-      </w:r>
-      <w:proofErr w:type="spellEnd"/>
-      <w:r>
-        <w:rPr>
-          <w:rFonts w:ascii="Aptos" w:hAnsi="Aptos" w:eastAsia="Aptos" w:cs="Aptos"/>
-          <w:i/>
-          <w:iCs/>
-          <w:color w:val="000000"/>
-        </w:rPr>
-        <w:t xml:space="preserve"> Train</w:t>
-      </w:r>
-      <w:r>
-        <w:rPr>
-          <w:rFonts w:ascii="Aptos" w:hAnsi="Aptos" w:eastAsia="Aptos" w:cs="Aptos"/>
-          <w:color w:val="000000"/>
-        </w:rPr>
-        <w:t xml:space="preserve">. </w:t>
-      </w:r>
-      <w:r>
-        <w:rPr>
-          <w:rFonts w:ascii="Aptos" w:hAnsi="Aptos" w:eastAsia="Aptos" w:cs="Aptos"/>
-          <w:color w:val="000000"/>
-        </w:rPr>
-        <w:t>2009</w:t>
-      </w:r>
-      <w:r>
-        <w:rPr>
-          <w:rFonts w:ascii="Aptos" w:hAnsi="Aptos" w:eastAsia="Aptos" w:cs="Aptos"/>
-          <w:color w:val="000000"/>
-        </w:rPr>
-        <w:t>;</w:t>
-      </w:r>
-      <w:r>
-        <w:rPr>
-          <w:rFonts w:ascii="Aptos" w:hAnsi="Aptos" w:eastAsia="Aptos" w:cs="Aptos"/>
-          <w:color w:val="000000"/>
-        </w:rPr>
-        <w:t>44</w:t>
-      </w:r>
-      <w:r>
-        <w:rPr>
-          <w:rFonts w:ascii="Aptos" w:hAnsi="Aptos" w:eastAsia="Aptos" w:cs="Aptos"/>
-          <w:color w:val="000000"/>
-        </w:rPr>
-        <w:t>(</w:t>
-      </w:r>
-      <w:r>
-        <w:rPr>
-          <w:rFonts w:ascii="Aptos" w:hAnsi="Aptos" w:eastAsia="Aptos" w:cs="Aptos"/>
-          <w:color w:val="000000"/>
-        </w:rPr>
-        <w:t>3</w:t>
-      </w:r>
-      <w:r>
-        <w:rPr>
-          <w:rFonts w:ascii="Aptos" w:hAnsi="Aptos" w:eastAsia="Aptos" w:cs="Aptos"/>
-          <w:color w:val="000000"/>
-        </w:rPr>
-        <w:t>):</w:t>
-      </w:r>
-      <w:r>
-        <w:rPr>
-          <w:rFonts w:ascii="Aptos" w:hAnsi="Aptos" w:eastAsia="Aptos" w:cs="Aptos"/>
-          <w:color w:val="000000"/>
-        </w:rPr>
-        <w:t>306-331</w:t>
-      </w:r>
-      <w:r>
-        <w:rPr>
-          <w:rFonts w:ascii="Aptos" w:hAnsi="Aptos" w:eastAsia="Aptos" w:cs="Aptos"/>
-          <w:color w:val="000000"/>
-        </w:rPr>
-        <w:t>.</w:t>
-      </w:r>
-    </w:p>
-    <w:p>
-      <w:pPr>
-        <w:pStyle w:val="NormalWeb"/>
-        <w:numPr>
-          <w:ilvl w:val="0"/>
-          <w:numId w:val="18"/>
-        </w:numPr>
-        <w:spacing w:before="0" w:beforeAutospacing="0" w:after="0" w:afterAutospacing="0" w:line="480" w:lineRule="auto"/>
-        <w:rPr>
-          <w:color w:val="000000"/>
-        </w:rPr>
-      </w:pPr>
-      <w:r>
-        <w:rPr>
-          <w:rFonts w:ascii="Aptos" w:hAnsi="Aptos" w:eastAsia="Aptos" w:cs="Aptos"/>
-          <w:color w:val="000000"/>
-        </w:rPr>
-        <w:t>USA Swimming.</w:t>
-      </w:r>
-      <w:r>
-        <w:rPr>
-          <w:rFonts w:ascii="Aptos" w:hAnsi="Aptos" w:eastAsia="Aptos" w:cs="Aptos"/>
-          <w:color w:val="000000"/>
-        </w:rPr>
-        <w:t xml:space="preserve"> </w:t>
-      </w:r>
-      <w:r>
-        <w:rPr>
-          <w:rFonts w:ascii="Aptos" w:hAnsi="Aptos" w:eastAsia="Aptos" w:cs="Aptos"/>
-          <w:iCs/>
-          <w:color w:val="000000"/>
-        </w:rPr>
-        <w:t xml:space="preserve">Emergency </w:t>
-      </w:r>
-      <w:r>
-        <w:rPr>
-          <w:rFonts w:ascii="Aptos" w:hAnsi="Aptos" w:eastAsia="Aptos" w:cs="Aptos"/>
-          <w:iCs/>
-          <w:color w:val="000000"/>
-        </w:rPr>
-        <w:t>action plans</w:t>
-      </w:r>
-      <w:r>
-        <w:rPr>
-          <w:rFonts w:ascii="Aptos" w:hAnsi="Aptos" w:eastAsia="Aptos" w:cs="Aptos"/>
-          <w:color w:val="000000"/>
-        </w:rPr>
-        <w:t>. A</w:t>
-      </w:r>
-      <w:r>
-        <w:rPr>
-          <w:rFonts w:ascii="Aptos" w:hAnsi="Aptos" w:eastAsia="Aptos" w:cs="Aptos"/>
-          <w:color w:val="000000"/>
-        </w:rPr>
-        <w:t>cc</w:t>
-      </w:r>
-      <w:r>
-        <w:rPr>
-          <w:rFonts w:ascii="Aptos" w:hAnsi="Aptos" w:eastAsia="Aptos" w:cs="Aptos"/>
-          <w:color w:val="000000"/>
-        </w:rPr>
-        <w:t xml:space="preserve">essed November </w:t>
-      </w:r>
-      <w:r>
-        <w:rPr>
-          <w:rFonts w:ascii="Aptos" w:hAnsi="Aptos" w:eastAsia="Aptos" w:cs="Aptos"/>
-          <w:color w:val="000000"/>
-        </w:rPr>
-        <w:t>22</w:t>
-      </w:r>
-      <w:r>
-        <w:rPr>
-          <w:rFonts w:ascii="Aptos" w:hAnsi="Aptos" w:eastAsia="Aptos" w:cs="Aptos"/>
-          <w:color w:val="000000"/>
-        </w:rPr>
-        <w:t xml:space="preserve">, </w:t>
-      </w:r>
-      <w:r>
-        <w:rPr>
-          <w:rFonts w:ascii="Aptos" w:hAnsi="Aptos" w:eastAsia="Aptos" w:cs="Aptos"/>
-          <w:color w:val="000000"/>
-        </w:rPr>
-        <w:t>2025</w:t>
-      </w:r>
-      <w:r>
-        <w:rPr>
-          <w:rFonts w:ascii="Aptos" w:hAnsi="Aptos" w:eastAsia="Aptos" w:cs="Aptos"/>
-          <w:color w:val="000000"/>
-        </w:rPr>
-        <w:t xml:space="preserve">. </w:t>
-      </w:r>
-      <w:hyperlink r:id="rId8" w:history="1">
-        <w:r>
-          <w:rPr>
-            <w:rFonts w:ascii="Aptos" w:hAnsi="Aptos" w:eastAsia="Aptos" w:cs="Aptos"/>
-            <w:rStyle w:val="Hyperlink"/>
-            <w:color w:val="000000"/>
-            <w:u w:val="none"/>
-          </w:rPr>
-          <w:t>www.usaswimming.org/docs/default</w:t>
-        </w:r>
-        <w:r>
-          <w:rPr>
-            <w:rFonts w:ascii="Aptos" w:hAnsi="Aptos" w:eastAsia="Aptos" w:cs="Aptos"/>
-            <w:rStyle w:val="Hyperlink"/>
-            <w:color w:val="000000"/>
-            <w:u w:val="none"/>
-          </w:rPr>
-          <w:t>-</w:t>
-        </w:r>
-        <w:r>
-          <w:rPr>
-            <w:rFonts w:ascii="Aptos" w:hAnsi="Aptos" w:eastAsia="Aptos" w:cs="Aptos"/>
-            <w:rStyle w:val="Hyperlink"/>
-            <w:color w:val="000000"/>
-            <w:u w:val="none"/>
-          </w:rPr>
-          <w:t>source/coaching</w:t>
-        </w:r>
-        <w:r>
-          <w:rPr>
-            <w:rFonts w:ascii="Aptos" w:hAnsi="Aptos" w:eastAsia="Aptos" w:cs="Aptos"/>
-            <w:rStyle w:val="Hyperlink"/>
-            <w:color w:val="000000"/>
-            <w:u w:val="none"/>
-          </w:rPr>
-          <w:t>-</w:t>
-        </w:r>
-        <w:r>
-          <w:rPr>
-            <w:rFonts w:ascii="Aptos" w:hAnsi="Aptos" w:eastAsia="Aptos" w:cs="Aptos"/>
-            <w:rStyle w:val="Hyperlink"/>
-            <w:color w:val="000000"/>
-            <w:u w:val="none"/>
-          </w:rPr>
-          <w:t>resourcesdocuments/coaches</w:t>
-        </w:r>
-        <w:r>
-          <w:rPr>
-            <w:rFonts w:ascii="Aptos" w:hAnsi="Aptos" w:eastAsia="Aptos" w:cs="Aptos"/>
-            <w:rStyle w:val="Hyperlink"/>
-            <w:color w:val="000000"/>
-            <w:u w:val="none"/>
-          </w:rPr>
-          <w:t>-</w:t>
-        </w:r>
-        <w:r>
-          <w:rPr>
-            <w:rFonts w:ascii="Aptos" w:hAnsi="Aptos" w:eastAsia="Aptos" w:cs="Aptos"/>
-            <w:rStyle w:val="Hyperlink"/>
-            <w:color w:val="000000"/>
-            <w:u w:val="none"/>
-          </w:rPr>
-          <w:t>team</w:t>
-        </w:r>
-        <w:r>
-          <w:rPr>
-            <w:rFonts w:ascii="Aptos" w:hAnsi="Aptos" w:eastAsia="Aptos" w:cs="Aptos"/>
-            <w:rStyle w:val="Hyperlink"/>
-            <w:color w:val="000000"/>
-            <w:u w:val="none"/>
-          </w:rPr>
-          <w:t>-</w:t>
-        </w:r>
-        <w:r>
-          <w:rPr>
-            <w:rFonts w:ascii="Aptos" w:hAnsi="Aptos" w:eastAsia="Aptos" w:cs="Aptos"/>
-            <w:rStyle w:val="Hyperlink"/>
-            <w:color w:val="000000"/>
-            <w:u w:val="none"/>
-          </w:rPr>
-          <w:t>leaders/emergency</w:t>
-        </w:r>
-        <w:r>
-          <w:rPr>
-            <w:rFonts w:ascii="Aptos" w:hAnsi="Aptos" w:eastAsia="Aptos" w:cs="Aptos"/>
-            <w:rStyle w:val="Hyperlink"/>
-            <w:color w:val="000000"/>
-            <w:u w:val="none"/>
-          </w:rPr>
-          <w:t>-</w:t>
-        </w:r>
-        <w:r>
-          <w:rPr>
-            <w:rFonts w:ascii="Aptos" w:hAnsi="Aptos" w:eastAsia="Aptos" w:cs="Aptos"/>
-            <w:rStyle w:val="Hyperlink"/>
-            <w:color w:val="000000"/>
-            <w:u w:val="none"/>
-          </w:rPr>
-          <w:t>action</w:t>
-        </w:r>
-        <w:r>
-          <w:rPr>
-            <w:rFonts w:ascii="Aptos" w:hAnsi="Aptos" w:eastAsia="Aptos" w:cs="Aptos"/>
-            <w:rStyle w:val="Hyperlink"/>
-            <w:color w:val="000000"/>
-            <w:u w:val="none"/>
-          </w:rPr>
-          <w:t>-</w:t>
-        </w:r>
-        <w:r>
-          <w:rPr>
-            <w:rFonts w:ascii="Aptos" w:hAnsi="Aptos" w:eastAsia="Aptos" w:cs="Aptos"/>
-            <w:rStyle w:val="Hyperlink"/>
-            <w:color w:val="000000"/>
-            <w:u w:val="none"/>
-          </w:rPr>
-          <w:t>plans.pdf?sfvrsn</w:t>
-        </w:r>
-        <w:r>
-          <w:rPr>
-            <w:rFonts w:ascii="Aptos" w:hAnsi="Aptos" w:eastAsia="Aptos" w:cs="Aptos"/>
-            <w:rStyle w:val="Hyperlink"/>
-            <w:color w:val="000000"/>
-            <w:u w:val="none"/>
-          </w:rPr>
-          <w:t>=</w:t>
-        </w:r>
-        <w:r>
-          <w:rPr>
-            <w:rFonts w:ascii="Aptos" w:hAnsi="Aptos" w:eastAsia="Aptos" w:cs="Aptos"/>
-            <w:rStyle w:val="Hyperlink"/>
-            <w:color w:val="000000"/>
-            <w:u w:val="none"/>
-          </w:rPr>
-          <w:t>f8813632_4</w:t>
-        </w:r>
-      </w:hyperlink>
     </w:p>
     <w:sectPr>
-      <w:footerReference w:type="default" r:id="rId11"/>
+      <w:footerReference w:type="default" r:id="rId8"/>
       <w:pgSz w:w="12240" w:h="15840"/>
       <w:pgMar w:top="1440" w:right="1440" w:bottom="1440" w:left="1440" w:header="706" w:footer="706" w:gutter="0"/>
       <w:cols w:space="720"/>
@@ -2854,7 +491,7 @@
 </file>
 
 <file path=word/endnotes.xml><?xml version="1.0" encoding="utf-8"?>
-<w:endnotes xmlns:wpc="http://schemas.microsoft.com/office/word/2010/wordprocessingCanvas" xmlns:cx="http://schemas.microsoft.com/office/drawing/2014/chartex" xmlns:cx1="http://schemas.microsoft.com/office/drawing/2015/9/8/chartex" xmlns:cx2="http://schemas.microsoft.com/office/drawing/2015/10/21/chartex" xmlns:cx3="http://schemas.microsoft.com/office/drawing/2016/5/9/chartex" xmlns:cx4="http://schemas.microsoft.com/office/drawing/2016/5/10/chartex" xmlns:cx5="http://schemas.microsoft.com/office/drawing/2016/5/11/chartex" xmlns:cx6="http://schemas.microsoft.com/office/drawing/2016/5/12/chartex" xmlns:cx7="http://schemas.microsoft.com/office/drawing/2016/5/13/chartex" xmlns:cx8="http://schemas.microsoft.com/office/drawing/2016/5/14/chartex" xmlns:mc="http://schemas.openxmlformats.org/markup-compatibility/2006" xmlns:aink="http://schemas.microsoft.com/office/drawing/2016/ink" xmlns:am3d="http://schemas.microsoft.com/office/drawing/2017/model3d" xmlns:o="urn:schemas-microsoft-com:office:office" xmlns:oel="http://schemas.microsoft.com/office/2019/extlst" xmlns:r="http://schemas.openxmlformats.org/officeDocument/2006/relationships" xmlns:m="http://schemas.openxmlformats.org/officeDocument/2006/math" xmlns:v="urn:schemas-microsoft-com:vml" xmlns:wp14="http://schemas.microsoft.com/office/word/2010/wordprocessingDrawing" xmlns:wp="http://schemas.openxmlformats.org/drawingml/2006/wordprocessingDrawing" xmlns:w10="urn:schemas-microsoft-com:office:word" xmlns:w="http://schemas.openxmlformats.org/wordprocessingml/2006/main" xmlns:w14="http://schemas.microsoft.com/office/word/2010/wordml" xmlns:w15="http://schemas.microsoft.com/office/word/2012/wordml" xmlns:w16cei="http://schemas.microsoft.com/office/word/2026/wordml/cei" xmlns:w16cex="http://schemas.microsoft.com/office/word/2018/wordml/cex" xmlns:w16cid="http://schemas.microsoft.com/office/word/2016/wordml/cid" xmlns:w16="http://schemas.microsoft.com/office/word/2018/wordml" xmlns:w16du="http://schemas.microsoft.com/office/word/2023/wordml/word16du" xmlns:w16sdtdh="http://schemas.microsoft.com/office/word/2020/wordml/sdtdatahash" xmlns:w16sdtfl="http://schemas.microsoft.com/office/word/2024/wordml/sdtformatlock" xmlns:w16se="http://schemas.microsoft.com/office/word/2015/wordml/symex" xmlns:wpg="http://schemas.microsoft.com/office/word/2010/wordprocessingGroup" xmlns:wpi="http://schemas.microsoft.com/office/word/2010/wordprocessingInk" xmlns:wne="http://schemas.microsoft.com/office/word/2006/wordml" xmlns:wps="http://schemas.microsoft.com/office/word/2010/wordprocessingShape" mc:Ignorable="w14 w15 w16se w16cid w16 w16cex w16sdtdh w16sdtfl w16du wp14">
+<w:endnotes xmlns:wpc="http://schemas.microsoft.com/office/word/2010/wordprocessingCanvas" xmlns:cx="http://schemas.microsoft.com/office/drawing/2014/chartex" xmlns:cx1="http://schemas.microsoft.com/office/drawing/2015/9/8/chartex" xmlns:cx2="http://schemas.microsoft.com/office/drawing/2015/10/21/chartex" xmlns:cx3="http://schemas.microsoft.com/office/drawing/2016/5/9/chartex" xmlns:cx4="http://schemas.microsoft.com/office/drawing/2016/5/10/chartex" xmlns:cx5="http://schemas.microsoft.com/office/drawing/2016/5/11/chartex" xmlns:cx6="http://schemas.microsoft.com/office/drawing/2016/5/12/chartex" xmlns:cx7="http://schemas.microsoft.com/office/drawing/2016/5/13/chartex" xmlns:cx8="http://schemas.microsoft.com/office/drawing/2016/5/14/chartex" xmlns:mc="http://schemas.openxmlformats.org/markup-compatibility/2006" xmlns:aink="http://schemas.microsoft.com/office/drawing/2016/ink" xmlns:am3d="http://schemas.microsoft.com/office/drawing/2017/model3d" xmlns:o="urn:schemas-microsoft-com:office:office" xmlns:oel="http://schemas.microsoft.com/office/2019/extlst" xmlns:r="http://schemas.openxmlformats.org/officeDocument/2006/relationships" xmlns:m="http://schemas.openxmlformats.org/officeDocument/2006/math" xmlns:v="urn:schemas-microsoft-com:vml" xmlns:wp14="http://schemas.microsoft.com/office/word/2010/wordprocessingDrawing" xmlns:wp="http://schemas.openxmlformats.org/drawingml/2006/wordprocessingDrawing" xmlns:w10="urn:schemas-microsoft-com:office:word" xmlns:w="http://schemas.openxmlformats.org/wordprocessingml/2006/main" xmlns:w14="http://schemas.microsoft.com/office/word/2010/wordml" xmlns:w15="http://schemas.microsoft.com/office/word/2012/wordml" xmlns:w16cex="http://schemas.microsoft.com/office/word/2018/wordml/cex" xmlns:w16cid="http://schemas.microsoft.com/office/word/2016/wordml/cid" xmlns:w16="http://schemas.microsoft.com/office/word/2018/wordml" xmlns:w16du="http://schemas.microsoft.com/office/word/2023/wordml/word16du" xmlns:w16sdtdh="http://schemas.microsoft.com/office/word/2020/wordml/sdtdatahash" xmlns:w16sdtfl="http://schemas.microsoft.com/office/word/2024/wordml/sdtformatlock" xmlns:w16se="http://schemas.microsoft.com/office/word/2015/wordml/symex" xmlns:wpg="http://schemas.microsoft.com/office/word/2010/wordprocessingGroup" xmlns:wpi="http://schemas.microsoft.com/office/word/2010/wordprocessingInk" xmlns:wne="http://schemas.microsoft.com/office/word/2006/wordml" xmlns:wps="http://schemas.microsoft.com/office/word/2010/wordprocessingShape" mc:Ignorable="w14 w15 w16se w16cid w16 w16cex w16sdtdh w16sdtfl w16du wp14">
   <w:endnote w:type="separator" w:id="-1">
     <w:p>
       <w:r>
@@ -2873,22 +510,16 @@
 </file>
 
 <file path=word/footer1.xml><?xml version="1.0" encoding="utf-8"?>
-<w:ftr xmlns:m="http://schemas.openxmlformats.org/officeDocument/2006/math" xmlns:mc="http://schemas.openxmlformats.org/markup-compatibility/2006" xmlns:mo="http://schemas.microsoft.com/office/mac/office/2008/main" xmlns:mv="urn:schemas-microsoft-com:mac:vml" xmlns:o="urn:schemas-microsoft-com:office:office" xmlns:r="http://schemas.openxmlformats.org/officeDocument/2006/relationships" xmlns:v="urn:schemas-microsoft-com:vml" xmlns:w10="urn:schemas-microsoft-com:office:word" xmlns:w14="http://schemas.microsoft.com/office/word/2010/wordml" xmlns:w="http://schemas.openxmlformats.org/wordprocessingml/2006/main" xmlns:wne="http://schemas.microsoft.com/office/word/2006/wordml" xmlns:wp14="http://schemas.microsoft.com/office/word/2010/wordprocessingDrawing" xmlns:wp="http://schemas.openxmlformats.org/drawingml/2006/wordprocessingDrawing" xmlns:wpc="http://schemas.microsoft.com/office/word/2010/wordprocessingCanvas" xmlns:wpg="http://schemas.microsoft.com/office/word/2010/wordprocessingGroup" xmlns:wpi="http://schemas.microsoft.com/office/word/2010/wordprocessingInk" xmlns:wps="http://schemas.microsoft.com/office/word/2010/wordprocessingShape" mc:Ignorable="w14 wp14">
+<w:ftr xmlns:wpc="http://schemas.microsoft.com/office/word/2010/wordprocessingCanvas" xmlns:cx="http://schemas.microsoft.com/office/drawing/2014/chartex" xmlns:cx1="http://schemas.microsoft.com/office/drawing/2015/9/8/chartex" xmlns:cx2="http://schemas.microsoft.com/office/drawing/2015/10/21/chartex" xmlns:cx3="http://schemas.microsoft.com/office/drawing/2016/5/9/chartex" xmlns:cx4="http://schemas.microsoft.com/office/drawing/2016/5/10/chartex" xmlns:cx5="http://schemas.microsoft.com/office/drawing/2016/5/11/chartex" xmlns:cx6="http://schemas.microsoft.com/office/drawing/2016/5/12/chartex" xmlns:cx7="http://schemas.microsoft.com/office/drawing/2016/5/13/chartex" xmlns:cx8="http://schemas.microsoft.com/office/drawing/2016/5/14/chartex" xmlns:mc="http://schemas.openxmlformats.org/markup-compatibility/2006" xmlns:aink="http://schemas.microsoft.com/office/drawing/2016/ink" xmlns:am3d="http://schemas.microsoft.com/office/drawing/2017/model3d" xmlns:o="urn:schemas-microsoft-com:office:office" xmlns:oel="http://schemas.microsoft.com/office/2019/extlst" xmlns:r="http://schemas.openxmlformats.org/officeDocument/2006/relationships" xmlns:m="http://schemas.openxmlformats.org/officeDocument/2006/math" xmlns:v="urn:schemas-microsoft-com:vml" xmlns:wp14="http://schemas.microsoft.com/office/word/2010/wordprocessingDrawing" xmlns:wp="http://schemas.openxmlformats.org/drawingml/2006/wordprocessingDrawing" xmlns:w10="urn:schemas-microsoft-com:office:word" xmlns:w="http://schemas.openxmlformats.org/wordprocessingml/2006/main" xmlns:w14="http://schemas.microsoft.com/office/word/2010/wordml" xmlns:w15="http://schemas.microsoft.com/office/word/2012/wordml" xmlns:w16cex="http://schemas.microsoft.com/office/word/2018/wordml/cex" xmlns:w16cid="http://schemas.microsoft.com/office/word/2016/wordml/cid" xmlns:w16="http://schemas.microsoft.com/office/word/2018/wordml" xmlns:w16du="http://schemas.microsoft.com/office/word/2023/wordml/word16du" xmlns:w16sdtdh="http://schemas.microsoft.com/office/word/2020/wordml/sdtdatahash" xmlns:w16sdtfl="http://schemas.microsoft.com/office/word/2024/wordml/sdtformatlock" xmlns:w16se="http://schemas.microsoft.com/office/word/2015/wordml/symex" xmlns:wpg="http://schemas.microsoft.com/office/word/2010/wordprocessingGroup" xmlns:wpi="http://schemas.microsoft.com/office/word/2010/wordprocessingInk" xmlns:wne="http://schemas.microsoft.com/office/word/2006/wordml" xmlns:wps="http://schemas.microsoft.com/office/word/2010/wordprocessingShape" mc:Ignorable="w14 w15 w16se w16cid w16 w16cex w16sdtdh w16sdtfl w16du wp14">
   <w:p>
-    <w:pPr>
-      <w:spacing w:line="240" w:lineRule="auto" w:before="0" w:after="0"/>
-      <w:jc w:val="left"/>
-    </w:pPr>
     <w:r>
       <w:rPr>
-        <w:rFonts w:ascii="Aptos" w:hAnsi="Aptos" w:eastAsia="Aptos" w:cs="Aptos"/>
         <w:sz w:val="18"/>
       </w:rPr>
       <w:t xml:space="preserve">From J.M. Larson and H.L. Stedge, </w:t>
     </w:r>
     <w:r>
       <w:rPr>
-        <w:rFonts w:ascii="Aptos" w:hAnsi="Aptos" w:eastAsia="Aptos" w:cs="Aptos"/>
         <w:i/>
         <w:sz w:val="18"/>
       </w:rPr>
@@ -2896,7 +527,6 @@
     </w:r>
     <w:r>
       <w:rPr>
-        <w:rFonts w:ascii="Aptos" w:hAnsi="Aptos" w:eastAsia="Aptos" w:cs="Aptos"/>
         <w:sz w:val="18"/>
       </w:rPr>
       <w:t xml:space="preserve"> (Human Kinetics, 2027).</w:t>
@@ -2906,7 +536,7 @@
 </file>
 
 <file path=word/footnotes.xml><?xml version="1.0" encoding="utf-8"?>
-<w:footnotes xmlns:wpc="http://schemas.microsoft.com/office/word/2010/wordprocessingCanvas" xmlns:cx="http://schemas.microsoft.com/office/drawing/2014/chartex" xmlns:cx1="http://schemas.microsoft.com/office/drawing/2015/9/8/chartex" xmlns:cx2="http://schemas.microsoft.com/office/drawing/2015/10/21/chartex" xmlns:cx3="http://schemas.microsoft.com/office/drawing/2016/5/9/chartex" xmlns:cx4="http://schemas.microsoft.com/office/drawing/2016/5/10/chartex" xmlns:cx5="http://schemas.microsoft.com/office/drawing/2016/5/11/chartex" xmlns:cx6="http://schemas.microsoft.com/office/drawing/2016/5/12/chartex" xmlns:cx7="http://schemas.microsoft.com/office/drawing/2016/5/13/chartex" xmlns:cx8="http://schemas.microsoft.com/office/drawing/2016/5/14/chartex" xmlns:mc="http://schemas.openxmlformats.org/markup-compatibility/2006" xmlns:aink="http://schemas.microsoft.com/office/drawing/2016/ink" xmlns:am3d="http://schemas.microsoft.com/office/drawing/2017/model3d" xmlns:o="urn:schemas-microsoft-com:office:office" xmlns:oel="http://schemas.microsoft.com/office/2019/extlst" xmlns:r="http://schemas.openxmlformats.org/officeDocument/2006/relationships" xmlns:m="http://schemas.openxmlformats.org/officeDocument/2006/math" xmlns:v="urn:schemas-microsoft-com:vml" xmlns:wp14="http://schemas.microsoft.com/office/word/2010/wordprocessingDrawing" xmlns:wp="http://schemas.openxmlformats.org/drawingml/2006/wordprocessingDrawing" xmlns:w10="urn:schemas-microsoft-com:office:word" xmlns:w="http://schemas.openxmlformats.org/wordprocessingml/2006/main" xmlns:w14="http://schemas.microsoft.com/office/word/2010/wordml" xmlns:w15="http://schemas.microsoft.com/office/word/2012/wordml" xmlns:w16cei="http://schemas.microsoft.com/office/word/2026/wordml/cei" xmlns:w16cex="http://schemas.microsoft.com/office/word/2018/wordml/cex" xmlns:w16cid="http://schemas.microsoft.com/office/word/2016/wordml/cid" xmlns:w16="http://schemas.microsoft.com/office/word/2018/wordml" xmlns:w16du="http://schemas.microsoft.com/office/word/2023/wordml/word16du" xmlns:w16sdtdh="http://schemas.microsoft.com/office/word/2020/wordml/sdtdatahash" xmlns:w16sdtfl="http://schemas.microsoft.com/office/word/2024/wordml/sdtformatlock" xmlns:w16se="http://schemas.microsoft.com/office/word/2015/wordml/symex" xmlns:wpg="http://schemas.microsoft.com/office/word/2010/wordprocessingGroup" xmlns:wpi="http://schemas.microsoft.com/office/word/2010/wordprocessingInk" xmlns:wne="http://schemas.microsoft.com/office/word/2006/wordml" xmlns:wps="http://schemas.microsoft.com/office/word/2010/wordprocessingShape" mc:Ignorable="w14 w15 w16se w16cid w16 w16cex w16sdtdh w16sdtfl w16du wp14">
+<w:footnotes xmlns:wpc="http://schemas.microsoft.com/office/word/2010/wordprocessingCanvas" xmlns:cx="http://schemas.microsoft.com/office/drawing/2014/chartex" xmlns:cx1="http://schemas.microsoft.com/office/drawing/2015/9/8/chartex" xmlns:cx2="http://schemas.microsoft.com/office/drawing/2015/10/21/chartex" xmlns:cx3="http://schemas.microsoft.com/office/drawing/2016/5/9/chartex" xmlns:cx4="http://schemas.microsoft.com/office/drawing/2016/5/10/chartex" xmlns:cx5="http://schemas.microsoft.com/office/drawing/2016/5/11/chartex" xmlns:cx6="http://schemas.microsoft.com/office/drawing/2016/5/12/chartex" xmlns:cx7="http://schemas.microsoft.com/office/drawing/2016/5/13/chartex" xmlns:cx8="http://schemas.microsoft.com/office/drawing/2016/5/14/chartex" xmlns:mc="http://schemas.openxmlformats.org/markup-compatibility/2006" xmlns:aink="http://schemas.microsoft.com/office/drawing/2016/ink" xmlns:am3d="http://schemas.microsoft.com/office/drawing/2017/model3d" xmlns:o="urn:schemas-microsoft-com:office:office" xmlns:oel="http://schemas.microsoft.com/office/2019/extlst" xmlns:r="http://schemas.openxmlformats.org/officeDocument/2006/relationships" xmlns:m="http://schemas.openxmlformats.org/officeDocument/2006/math" xmlns:v="urn:schemas-microsoft-com:vml" xmlns:wp14="http://schemas.microsoft.com/office/word/2010/wordprocessingDrawing" xmlns:wp="http://schemas.openxmlformats.org/drawingml/2006/wordprocessingDrawing" xmlns:w10="urn:schemas-microsoft-com:office:word" xmlns:w="http://schemas.openxmlformats.org/wordprocessingml/2006/main" xmlns:w14="http://schemas.microsoft.com/office/word/2010/wordml" xmlns:w15="http://schemas.microsoft.com/office/word/2012/wordml" xmlns:w16cex="http://schemas.microsoft.com/office/word/2018/wordml/cex" xmlns:w16cid="http://schemas.microsoft.com/office/word/2016/wordml/cid" xmlns:w16="http://schemas.microsoft.com/office/word/2018/wordml" xmlns:w16du="http://schemas.microsoft.com/office/word/2023/wordml/word16du" xmlns:w16sdtdh="http://schemas.microsoft.com/office/word/2020/wordml/sdtdatahash" xmlns:w16sdtfl="http://schemas.microsoft.com/office/word/2024/wordml/sdtformatlock" xmlns:w16se="http://schemas.microsoft.com/office/word/2015/wordml/symex" xmlns:wpg="http://schemas.microsoft.com/office/word/2010/wordprocessingGroup" xmlns:wpi="http://schemas.microsoft.com/office/word/2010/wordprocessingInk" xmlns:wne="http://schemas.microsoft.com/office/word/2006/wordml" xmlns:wps="http://schemas.microsoft.com/office/word/2010/wordprocessingShape" mc:Ignorable="w14 w15 w16se w16cid w16 w16cex w16sdtdh w16sdtfl w16du wp14">
   <w:footnote w:type="separator" w:id="-1">
     <w:p>
       <w:r>
@@ -2925,7 +555,7 @@
 </file>
 
 <file path=word/numbering.xml><?xml version="1.0" encoding="utf-8"?>
-<w:numbering xmlns:wpc="http://schemas.microsoft.com/office/word/2010/wordprocessingCanvas" xmlns:cx="http://schemas.microsoft.com/office/drawing/2014/chartex" xmlns:cx1="http://schemas.microsoft.com/office/drawing/2015/9/8/chartex" xmlns:cx2="http://schemas.microsoft.com/office/drawing/2015/10/21/chartex" xmlns:cx3="http://schemas.microsoft.com/office/drawing/2016/5/9/chartex" xmlns:cx4="http://schemas.microsoft.com/office/drawing/2016/5/10/chartex" xmlns:cx5="http://schemas.microsoft.com/office/drawing/2016/5/11/chartex" xmlns:cx6="http://schemas.microsoft.com/office/drawing/2016/5/12/chartex" xmlns:cx7="http://schemas.microsoft.com/office/drawing/2016/5/13/chartex" xmlns:cx8="http://schemas.microsoft.com/office/drawing/2016/5/14/chartex" xmlns:mc="http://schemas.openxmlformats.org/markup-compatibility/2006" xmlns:aink="http://schemas.microsoft.com/office/drawing/2016/ink" xmlns:am3d="http://schemas.microsoft.com/office/drawing/2017/model3d" xmlns:o="urn:schemas-microsoft-com:office:office" xmlns:oel="http://schemas.microsoft.com/office/2019/extlst" xmlns:r="http://schemas.openxmlformats.org/officeDocument/2006/relationships" xmlns:m="http://schemas.openxmlformats.org/officeDocument/2006/math" xmlns:v="urn:schemas-microsoft-com:vml" xmlns:wp14="http://schemas.microsoft.com/office/word/2010/wordprocessingDrawing" xmlns:wp="http://schemas.openxmlformats.org/drawingml/2006/wordprocessingDrawing" xmlns:w10="urn:schemas-microsoft-com:office:word" xmlns:w="http://schemas.openxmlformats.org/wordprocessingml/2006/main" xmlns:w14="http://schemas.microsoft.com/office/word/2010/wordml" xmlns:w15="http://schemas.microsoft.com/office/word/2012/wordml" xmlns:w16cei="http://schemas.microsoft.com/office/word/2026/wordml/cei" xmlns:w16cex="http://schemas.microsoft.com/office/word/2018/wordml/cex" xmlns:w16cid="http://schemas.microsoft.com/office/word/2016/wordml/cid" xmlns:w16="http://schemas.microsoft.com/office/word/2018/wordml" xmlns:w16du="http://schemas.microsoft.com/office/word/2023/wordml/word16du" xmlns:w16sdtdh="http://schemas.microsoft.com/office/word/2020/wordml/sdtdatahash" xmlns:w16sdtfl="http://schemas.microsoft.com/office/word/2024/wordml/sdtformatlock" xmlns:w16se="http://schemas.microsoft.com/office/word/2015/wordml/symex" xmlns:wpg="http://schemas.microsoft.com/office/word/2010/wordprocessingGroup" xmlns:wpi="http://schemas.microsoft.com/office/word/2010/wordprocessingInk" xmlns:wne="http://schemas.microsoft.com/office/word/2006/wordml" xmlns:wps="http://schemas.microsoft.com/office/word/2010/wordprocessingShape" mc:Ignorable="w14 w15 w16se w16cid w16 w16cex w16sdtdh w16sdtfl w16du wp14">
+<w:numbering xmlns:wpc="http://schemas.microsoft.com/office/word/2010/wordprocessingCanvas" xmlns:cx="http://schemas.microsoft.com/office/drawing/2014/chartex" xmlns:cx1="http://schemas.microsoft.com/office/drawing/2015/9/8/chartex" xmlns:cx2="http://schemas.microsoft.com/office/drawing/2015/10/21/chartex" xmlns:cx3="http://schemas.microsoft.com/office/drawing/2016/5/9/chartex" xmlns:cx4="http://schemas.microsoft.com/office/drawing/2016/5/10/chartex" xmlns:cx5="http://schemas.microsoft.com/office/drawing/2016/5/11/chartex" xmlns:cx6="http://schemas.microsoft.com/office/drawing/2016/5/12/chartex" xmlns:cx7="http://schemas.microsoft.com/office/drawing/2016/5/13/chartex" xmlns:cx8="http://schemas.microsoft.com/office/drawing/2016/5/14/chartex" xmlns:mc="http://schemas.openxmlformats.org/markup-compatibility/2006" xmlns:aink="http://schemas.microsoft.com/office/drawing/2016/ink" xmlns:am3d="http://schemas.microsoft.com/office/drawing/2017/model3d" xmlns:o="urn:schemas-microsoft-com:office:office" xmlns:oel="http://schemas.microsoft.com/office/2019/extlst" xmlns:r="http://schemas.openxmlformats.org/officeDocument/2006/relationships" xmlns:m="http://schemas.openxmlformats.org/officeDocument/2006/math" xmlns:v="urn:schemas-microsoft-com:vml" xmlns:wp14="http://schemas.microsoft.com/office/word/2010/wordprocessingDrawing" xmlns:wp="http://schemas.openxmlformats.org/drawingml/2006/wordprocessingDrawing" xmlns:w10="urn:schemas-microsoft-com:office:word" xmlns:w="http://schemas.openxmlformats.org/wordprocessingml/2006/main" xmlns:w14="http://schemas.microsoft.com/office/word/2010/wordml" xmlns:w15="http://schemas.microsoft.com/office/word/2012/wordml" xmlns:w16cex="http://schemas.microsoft.com/office/word/2018/wordml/cex" xmlns:w16cid="http://schemas.microsoft.com/office/word/2016/wordml/cid" xmlns:w16="http://schemas.microsoft.com/office/word/2018/wordml" xmlns:w16du="http://schemas.microsoft.com/office/word/2023/wordml/word16du" xmlns:w16sdtdh="http://schemas.microsoft.com/office/word/2020/wordml/sdtdatahash" xmlns:w16sdtfl="http://schemas.microsoft.com/office/word/2024/wordml/sdtformatlock" xmlns:w16se="http://schemas.microsoft.com/office/word/2015/wordml/symex" xmlns:wpg="http://schemas.microsoft.com/office/word/2010/wordprocessingGroup" xmlns:wpi="http://schemas.microsoft.com/office/word/2010/wordprocessingInk" xmlns:wne="http://schemas.microsoft.com/office/word/2006/wordml" xmlns:wps="http://schemas.microsoft.com/office/word/2010/wordprocessingShape" mc:Ignorable="w14 w15 w16se w16cid w16 w16cex w16sdtdh w16sdtfl w16du wp14">
   <w:abstractNum w:abstractNumId="0" w15:restartNumberingAfterBreak="0">
     <w:nsid w:val="84FD7F91"/>
     <w:multiLevelType w:val="hybridMultilevel"/>
@@ -6924,7 +4554,7 @@
     <w:name w:val="Normal"/>
     <w:qFormat/>
     <w:rPr>
-      <w:rFonts w:ascii="Aptos" w:hAnsi="Aptos" w:eastAsia="Aptos" w:cs="Aptos"/>
+      <w:rFonts w:ascii="Aptos" w:eastAsia="Aptos" w:hAnsi="Aptos" w:cs="Aptos"/>
     </w:rPr>
   </w:style>
   <w:style w:type="paragraph" w:styleId="Heading1">

--- a/assets/downloads/simulation-3/postsimulation-activity-4-reflective-practice.docx
+++ b/assets/downloads/simulation-3/postsimulation-activity-4-reflective-practice.docx
@@ -12,21 +12,53 @@
           <w:color w:val="000000"/>
         </w:rPr>
       </w:pPr>
+      <w:r>
+        <w:rPr>
+          <w:rFonts w:ascii="Aptos" w:hAnsi="Aptos" w:cs="Aptos" w:eastAsia="Aptos"/>
+          <w:bCs/>
+          <w:color w:val="000000"/>
+          <w:sz w:val="40"/>
+          <w:szCs w:val="40"/>
+        </w:rPr>
+        <w:t/>
+      </w:r>
+      <w:r>
+        <w:rPr>
+          <w:rFonts w:ascii="Aptos" w:hAnsi="Aptos" w:cs="Aptos" w:eastAsia="Aptos"/>
+          <w:bCs/>
+          <w:color w:val="000000"/>
+          <w:sz w:val="40"/>
+          <w:szCs w:val="40"/>
+        </w:rPr>
+        <w:t/>
+      </w:r>
+      <w:r>
+        <w:rPr>
+          <w:rFonts w:ascii="Aptos" w:hAnsi="Aptos" w:cs="Aptos" w:eastAsia="Aptos"/>
+          <w:bCs/>
+          <w:color w:val="000000"/>
+          <w:sz w:val="40"/>
+          <w:szCs w:val="40"/>
+        </w:rPr>
+        <w:t/>
+      </w:r>
       <w:proofErr w:type="spellStart"/>
       <w:r>
         <w:rPr>
-          <w:rFonts w:ascii="Aptos" w:eastAsia="Aptos" w:hAnsi="Aptos" w:cs="Aptos"/>
+          <w:rFonts w:ascii="Aptos" w:hAnsi="Aptos" w:cs="Aptos" w:eastAsia="Aptos"/>
           <w:bCs/>
           <w:color w:val="000000"/>
+          <w:sz w:val="40"/>
           <w:szCs w:val="40"/>
         </w:rPr>
         <w:t>P</w:t>
       </w:r>
       <w:r>
         <w:rPr>
-          <w:rFonts w:ascii="Aptos" w:eastAsia="Aptos" w:hAnsi="Aptos" w:cs="Aptos"/>
+          <w:rFonts w:ascii="Aptos" w:hAnsi="Aptos" w:cs="Aptos" w:eastAsia="Aptos"/>
           <w:bCs/>
           <w:color w:val="000000"/>
+          <w:sz w:val="40"/>
           <w:szCs w:val="40"/>
         </w:rPr>
         <w:t>ostsimulation</w:t>
@@ -34,36 +66,40 @@
       <w:proofErr w:type="spellEnd"/>
       <w:r>
         <w:rPr>
-          <w:rFonts w:ascii="Aptos" w:eastAsia="Aptos" w:hAnsi="Aptos" w:cs="Aptos"/>
+          <w:rFonts w:ascii="Aptos" w:hAnsi="Aptos" w:cs="Aptos" w:eastAsia="Aptos"/>
           <w:bCs/>
           <w:color w:val="000000"/>
+          <w:sz w:val="40"/>
           <w:szCs w:val="40"/>
         </w:rPr>
         <w:t xml:space="preserve"> Activity </w:t>
       </w:r>
       <w:r>
         <w:rPr>
-          <w:rFonts w:ascii="Aptos" w:eastAsia="Aptos" w:hAnsi="Aptos" w:cs="Aptos"/>
+          <w:rFonts w:ascii="Aptos" w:hAnsi="Aptos" w:cs="Aptos" w:eastAsia="Aptos"/>
           <w:bCs/>
           <w:color w:val="000000"/>
+          <w:sz w:val="40"/>
           <w:szCs w:val="40"/>
         </w:rPr>
         <w:t>4</w:t>
       </w:r>
       <w:r>
         <w:rPr>
-          <w:rFonts w:ascii="Aptos" w:eastAsia="Aptos" w:hAnsi="Aptos" w:cs="Aptos"/>
+          <w:rFonts w:ascii="Aptos" w:hAnsi="Aptos" w:cs="Aptos" w:eastAsia="Aptos"/>
           <w:bCs/>
           <w:color w:val="000000"/>
+          <w:sz w:val="40"/>
           <w:szCs w:val="40"/>
         </w:rPr>
         <w:t xml:space="preserve">: </w:t>
       </w:r>
       <w:r>
         <w:rPr>
-          <w:rFonts w:ascii="Aptos" w:eastAsia="Aptos" w:hAnsi="Aptos" w:cs="Aptos"/>
+          <w:rFonts w:ascii="Aptos" w:hAnsi="Aptos" w:cs="Aptos" w:eastAsia="Aptos"/>
           <w:bCs/>
           <w:color w:val="000000"/>
+          <w:sz w:val="40"/>
           <w:szCs w:val="40"/>
         </w:rPr>
         <w:t>Reflective Practice</w:t>
@@ -79,6 +115,7 @@
       </w:pPr>
       <w:r>
         <w:rPr>
+          <w:rFonts w:ascii="Aptos" w:hAnsi="Aptos" w:cs="Aptos" w:eastAsia="Aptos"/>
           <w:bCs/>
           <w:color w:val="000000"/>
         </w:rPr>
@@ -86,6 +123,7 @@
       </w:r>
       <w:r>
         <w:rPr>
+          <w:rFonts w:ascii="Aptos" w:eastAsia="Aptos" w:hAnsi="Aptos" w:cs="Aptos"/>
           <w:color w:val="000000"/>
         </w:rPr>
         <w:t xml:space="preserve">Koshy K, Limb C, Gundogan B, Whitehurst K, </w:t>
@@ -93,6 +131,7 @@
       <w:proofErr w:type="spellStart"/>
       <w:r>
         <w:rPr>
+          <w:rFonts w:ascii="Aptos" w:eastAsia="Aptos" w:hAnsi="Aptos" w:cs="Aptos"/>
           <w:color w:val="000000"/>
         </w:rPr>
         <w:t>Jafree</w:t>
@@ -100,30 +139,35 @@
       <w:proofErr w:type="spellEnd"/>
       <w:r>
         <w:rPr>
+          <w:rFonts w:ascii="Aptos" w:eastAsia="Aptos" w:hAnsi="Aptos" w:cs="Aptos"/>
           <w:color w:val="000000"/>
         </w:rPr>
         <w:t xml:space="preserve"> DJ. Reflective </w:t>
       </w:r>
       <w:r>
         <w:rPr>
+          <w:rFonts w:ascii="Aptos" w:eastAsia="Aptos" w:hAnsi="Aptos" w:cs="Aptos"/>
           <w:color w:val="000000"/>
         </w:rPr>
         <w:t>practice in health care and how to reflect effectively</w:t>
       </w:r>
       <w:r>
         <w:rPr>
+          <w:rFonts w:ascii="Aptos" w:eastAsia="Aptos" w:hAnsi="Aptos" w:cs="Aptos"/>
           <w:color w:val="000000"/>
         </w:rPr>
         <w:t>.</w:t>
       </w:r>
       <w:r>
         <w:rPr>
+          <w:rFonts w:ascii="Aptos" w:eastAsia="Aptos" w:hAnsi="Aptos" w:cs="Aptos"/>
           <w:color w:val="000000"/>
         </w:rPr>
         <w:t xml:space="preserve"> </w:t>
       </w:r>
       <w:r>
         <w:rPr>
+          <w:rFonts w:ascii="Aptos" w:eastAsia="Aptos" w:hAnsi="Aptos" w:cs="Aptos"/>
           <w:i/>
           <w:iCs/>
           <w:color w:val="000000"/>
@@ -132,96 +176,112 @@
       </w:r>
       <w:r>
         <w:rPr>
+          <w:rFonts w:ascii="Aptos" w:eastAsia="Aptos" w:hAnsi="Aptos" w:cs="Aptos"/>
           <w:color w:val="000000"/>
         </w:rPr>
         <w:t>.</w:t>
       </w:r>
       <w:r>
         <w:rPr>
+          <w:rFonts w:ascii="Aptos" w:eastAsia="Aptos" w:hAnsi="Aptos" w:cs="Aptos"/>
           <w:color w:val="000000"/>
         </w:rPr>
         <w:t xml:space="preserve"> </w:t>
       </w:r>
       <w:r>
         <w:rPr>
+          <w:rFonts w:ascii="Aptos" w:eastAsia="Aptos" w:hAnsi="Aptos" w:cs="Aptos"/>
           <w:color w:val="000000"/>
         </w:rPr>
         <w:t>2017</w:t>
       </w:r>
       <w:r>
         <w:rPr>
+          <w:rFonts w:ascii="Aptos" w:eastAsia="Aptos" w:hAnsi="Aptos" w:cs="Aptos"/>
           <w:color w:val="000000"/>
         </w:rPr>
         <w:t>;</w:t>
       </w:r>
       <w:r>
         <w:rPr>
+          <w:rFonts w:ascii="Aptos" w:eastAsia="Aptos" w:hAnsi="Aptos" w:cs="Aptos"/>
           <w:color w:val="000000"/>
         </w:rPr>
         <w:t>2</w:t>
       </w:r>
       <w:r>
         <w:rPr>
+          <w:rFonts w:ascii="Aptos" w:eastAsia="Aptos" w:hAnsi="Aptos" w:cs="Aptos"/>
           <w:color w:val="000000"/>
         </w:rPr>
         <w:t>(</w:t>
       </w:r>
       <w:r>
         <w:rPr>
+          <w:rFonts w:ascii="Aptos" w:eastAsia="Aptos" w:hAnsi="Aptos" w:cs="Aptos"/>
           <w:color w:val="000000"/>
         </w:rPr>
         <w:t>6</w:t>
       </w:r>
       <w:r>
         <w:rPr>
+          <w:rFonts w:ascii="Aptos" w:eastAsia="Aptos" w:hAnsi="Aptos" w:cs="Aptos"/>
           <w:color w:val="000000"/>
         </w:rPr>
         <w:t>)</w:t>
       </w:r>
       <w:r>
         <w:rPr>
+          <w:rFonts w:ascii="Aptos" w:eastAsia="Aptos" w:hAnsi="Aptos" w:cs="Aptos"/>
           <w:color w:val="000000"/>
         </w:rPr>
         <w:t>:e20</w:t>
       </w:r>
       <w:r>
         <w:rPr>
+          <w:rFonts w:ascii="Aptos" w:eastAsia="Aptos" w:hAnsi="Aptos" w:cs="Aptos"/>
           <w:color w:val="000000"/>
         </w:rPr>
         <w:t xml:space="preserve">. </w:t>
       </w:r>
       <w:r>
         <w:rPr>
+          <w:rFonts w:ascii="Aptos" w:eastAsia="Aptos" w:hAnsi="Aptos" w:cs="Aptos"/>
           <w:color w:val="000000"/>
         </w:rPr>
         <w:t>doi:</w:t>
       </w:r>
       <w:r>
         <w:rPr>
+          <w:rFonts w:ascii="Aptos" w:eastAsia="Aptos" w:hAnsi="Aptos" w:cs="Aptos"/>
           <w:color w:val="000000"/>
         </w:rPr>
         <w:t>10</w:t>
       </w:r>
       <w:r>
         <w:rPr>
+          <w:rFonts w:ascii="Aptos" w:eastAsia="Aptos" w:hAnsi="Aptos" w:cs="Aptos"/>
           <w:color w:val="000000"/>
         </w:rPr>
         <w:t>.</w:t>
       </w:r>
       <w:r>
         <w:rPr>
+          <w:rFonts w:ascii="Aptos" w:eastAsia="Aptos" w:hAnsi="Aptos" w:cs="Aptos"/>
           <w:color w:val="000000"/>
         </w:rPr>
         <w:t>1097</w:t>
       </w:r>
       <w:r>
         <w:rPr>
+          <w:rFonts w:ascii="Aptos" w:eastAsia="Aptos" w:hAnsi="Aptos" w:cs="Aptos"/>
           <w:color w:val="000000"/>
         </w:rPr>
         <w:t>/IJ9.</w:t>
       </w:r>
       <w:r>
         <w:rPr>
+          <w:rFonts w:ascii="Aptos" w:eastAsia="Aptos" w:hAnsi="Aptos" w:cs="Aptos"/>
           <w:color w:val="000000"/>
         </w:rPr>
         <w:t>0000000000000020</w:t>
@@ -237,18 +297,21 @@
       </w:pPr>
       <w:r>
         <w:rPr>
+          <w:rFonts w:ascii="Aptos" w:eastAsia="Aptos" w:hAnsi="Aptos" w:cs="Aptos"/>
           <w:color w:val="000000"/>
         </w:rPr>
         <w:t>Answer</w:t>
       </w:r>
       <w:r>
         <w:rPr>
+          <w:rFonts w:ascii="Aptos" w:eastAsia="Aptos" w:hAnsi="Aptos" w:cs="Aptos"/>
           <w:color w:val="000000"/>
         </w:rPr>
         <w:t xml:space="preserve"> these questions</w:t>
       </w:r>
       <w:r>
         <w:rPr>
+          <w:rFonts w:ascii="Aptos" w:eastAsia="Aptos" w:hAnsi="Aptos" w:cs="Aptos"/>
           <w:color w:val="000000"/>
         </w:rPr>
         <w:t>:</w:t>
@@ -269,30 +332,35 @@
       </w:pPr>
       <w:r>
         <w:rPr>
+          <w:rFonts w:ascii="Aptos" w:eastAsia="Aptos" w:hAnsi="Aptos" w:cs="Aptos"/>
           <w:color w:val="000000"/>
         </w:rPr>
         <w:t>“What, where, and who</w:t>
       </w:r>
       <w:r>
         <w:rPr>
+          <w:rFonts w:ascii="Aptos" w:eastAsia="Aptos" w:hAnsi="Aptos" w:cs="Aptos"/>
           <w:color w:val="000000"/>
         </w:rPr>
         <w:t>—</w:t>
       </w:r>
       <w:r>
         <w:rPr>
+          <w:rFonts w:ascii="Aptos" w:eastAsia="Aptos" w:hAnsi="Aptos" w:cs="Aptos"/>
           <w:color w:val="000000"/>
         </w:rPr>
         <w:t>the situation</w:t>
       </w:r>
       <w:r>
         <w:rPr>
+          <w:rFonts w:ascii="Aptos" w:eastAsia="Aptos" w:hAnsi="Aptos" w:cs="Aptos"/>
           <w:color w:val="000000"/>
         </w:rPr>
         <w:t>.</w:t>
       </w:r>
       <w:r>
         <w:rPr>
+          <w:rFonts w:ascii="Aptos" w:eastAsia="Aptos" w:hAnsi="Aptos" w:cs="Aptos"/>
           <w:color w:val="000000"/>
         </w:rPr>
         <w:t>”</w:t>
@@ -313,30 +381,35 @@
       </w:pPr>
       <w:r>
         <w:rPr>
+          <w:rFonts w:ascii="Aptos" w:eastAsia="Aptos" w:hAnsi="Aptos" w:cs="Aptos"/>
           <w:color w:val="000000"/>
         </w:rPr>
         <w:t>“How did it make you feel</w:t>
       </w:r>
       <w:r>
         <w:rPr>
+          <w:rFonts w:ascii="Aptos" w:eastAsia="Aptos" w:hAnsi="Aptos" w:cs="Aptos"/>
           <w:color w:val="000000"/>
         </w:rPr>
         <w:t>—</w:t>
       </w:r>
       <w:r>
         <w:rPr>
+          <w:rFonts w:ascii="Aptos" w:eastAsia="Aptos" w:hAnsi="Aptos" w:cs="Aptos"/>
           <w:color w:val="000000"/>
         </w:rPr>
         <w:t>your emotional state</w:t>
       </w:r>
       <w:r>
         <w:rPr>
+          <w:rFonts w:ascii="Aptos" w:eastAsia="Aptos" w:hAnsi="Aptos" w:cs="Aptos"/>
           <w:color w:val="000000"/>
         </w:rPr>
         <w:t>?</w:t>
       </w:r>
       <w:r>
         <w:rPr>
+          <w:rFonts w:ascii="Aptos" w:eastAsia="Aptos" w:hAnsi="Aptos" w:cs="Aptos"/>
           <w:color w:val="000000"/>
         </w:rPr>
         <w:t>”</w:t>
@@ -357,30 +430,35 @@
       </w:pPr>
       <w:r>
         <w:rPr>
+          <w:rFonts w:ascii="Aptos" w:eastAsia="Aptos" w:hAnsi="Aptos" w:cs="Aptos"/>
           <w:color w:val="000000"/>
         </w:rPr>
         <w:t>“Why did it happen</w:t>
       </w:r>
       <w:r>
         <w:rPr>
+          <w:rFonts w:ascii="Aptos" w:eastAsia="Aptos" w:hAnsi="Aptos" w:cs="Aptos"/>
           <w:color w:val="000000"/>
         </w:rPr>
         <w:t>—</w:t>
       </w:r>
       <w:r>
         <w:rPr>
+          <w:rFonts w:ascii="Aptos" w:eastAsia="Aptos" w:hAnsi="Aptos" w:cs="Aptos"/>
           <w:color w:val="000000"/>
         </w:rPr>
         <w:t>making sense of the situation</w:t>
       </w:r>
       <w:r>
         <w:rPr>
+          <w:rFonts w:ascii="Aptos" w:eastAsia="Aptos" w:hAnsi="Aptos" w:cs="Aptos"/>
           <w:color w:val="000000"/>
         </w:rPr>
         <w:t>.</w:t>
       </w:r>
       <w:r>
         <w:rPr>
+          <w:rFonts w:ascii="Aptos" w:eastAsia="Aptos" w:hAnsi="Aptos" w:cs="Aptos"/>
           <w:color w:val="000000"/>
         </w:rPr>
         <w:t>”</w:t>
@@ -402,6 +480,7 @@
       </w:pPr>
       <w:r>
         <w:rPr>
+          <w:rFonts w:ascii="Aptos" w:hAnsi="Aptos" w:cs="Aptos" w:eastAsia="Aptos"/>
           <w:bCs/>
           <w:color w:val="000000"/>
         </w:rPr>
@@ -409,6 +488,7 @@
       </w:r>
       <w:r>
         <w:rPr>
+          <w:rFonts w:ascii="Aptos" w:hAnsi="Aptos" w:cs="Aptos" w:eastAsia="Aptos"/>
           <w:bCs/>
           <w:color w:val="000000"/>
         </w:rPr>
@@ -416,6 +496,7 @@
       </w:r>
       <w:r>
         <w:rPr>
+          <w:rFonts w:ascii="Aptos" w:hAnsi="Aptos" w:cs="Aptos" w:eastAsia="Aptos"/>
           <w:bCs/>
           <w:color w:val="000000"/>
         </w:rPr>
@@ -423,6 +504,7 @@
       </w:r>
       <w:r>
         <w:rPr>
+          <w:rFonts w:ascii="Aptos" w:hAnsi="Aptos" w:cs="Aptos" w:eastAsia="Aptos"/>
           <w:bCs/>
           <w:color w:val="000000"/>
         </w:rPr>
@@ -430,6 +512,7 @@
       </w:r>
       <w:r>
         <w:rPr>
+          <w:rFonts w:ascii="Aptos" w:hAnsi="Aptos" w:cs="Aptos" w:eastAsia="Aptos"/>
           <w:bCs/>
           <w:color w:val="000000"/>
         </w:rPr>
@@ -452,6 +535,7 @@
       </w:pPr>
       <w:r>
         <w:rPr>
+          <w:rFonts w:ascii="Aptos" w:hAnsi="Aptos" w:cs="Aptos" w:eastAsia="Aptos"/>
           <w:bCs/>
           <w:color w:val="000000"/>
         </w:rPr>
@@ -459,6 +543,7 @@
       </w:r>
       <w:r>
         <w:rPr>
+          <w:rFonts w:ascii="Aptos" w:hAnsi="Aptos" w:cs="Aptos" w:eastAsia="Aptos"/>
           <w:bCs/>
           <w:color w:val="000000"/>
         </w:rPr>
@@ -466,6 +551,7 @@
       </w:r>
       <w:r>
         <w:rPr>
+          <w:rFonts w:ascii="Aptos" w:hAnsi="Aptos" w:cs="Aptos" w:eastAsia="Aptos"/>
           <w:bCs/>
           <w:color w:val="000000"/>
         </w:rPr>
@@ -473,6 +559,7 @@
       </w:r>
       <w:r>
         <w:rPr>
+          <w:rFonts w:ascii="Aptos" w:hAnsi="Aptos" w:cs="Aptos" w:eastAsia="Aptos"/>
           <w:bCs/>
           <w:color w:val="000000"/>
         </w:rPr>
@@ -480,7 +567,7 @@
       </w:r>
     </w:p>
     <w:sectPr>
-      <w:footerReference w:type="default" r:id="rId8"/>
+      <w:footerReference w:type="default" r:id="rId11"/>
       <w:pgSz w:w="12240" w:h="15840"/>
       <w:pgMar w:top="1440" w:right="1440" w:bottom="1440" w:left="1440" w:header="706" w:footer="706" w:gutter="0"/>
       <w:cols w:space="720"/>
@@ -510,16 +597,22 @@
 </file>
 
 <file path=word/footer1.xml><?xml version="1.0" encoding="utf-8"?>
-<w:ftr xmlns:wpc="http://schemas.microsoft.com/office/word/2010/wordprocessingCanvas" xmlns:cx="http://schemas.microsoft.com/office/drawing/2014/chartex" xmlns:cx1="http://schemas.microsoft.com/office/drawing/2015/9/8/chartex" xmlns:cx2="http://schemas.microsoft.com/office/drawing/2015/10/21/chartex" xmlns:cx3="http://schemas.microsoft.com/office/drawing/2016/5/9/chartex" xmlns:cx4="http://schemas.microsoft.com/office/drawing/2016/5/10/chartex" xmlns:cx5="http://schemas.microsoft.com/office/drawing/2016/5/11/chartex" xmlns:cx6="http://schemas.microsoft.com/office/drawing/2016/5/12/chartex" xmlns:cx7="http://schemas.microsoft.com/office/drawing/2016/5/13/chartex" xmlns:cx8="http://schemas.microsoft.com/office/drawing/2016/5/14/chartex" xmlns:mc="http://schemas.openxmlformats.org/markup-compatibility/2006" xmlns:aink="http://schemas.microsoft.com/office/drawing/2016/ink" xmlns:am3d="http://schemas.microsoft.com/office/drawing/2017/model3d" xmlns:o="urn:schemas-microsoft-com:office:office" xmlns:oel="http://schemas.microsoft.com/office/2019/extlst" xmlns:r="http://schemas.openxmlformats.org/officeDocument/2006/relationships" xmlns:m="http://schemas.openxmlformats.org/officeDocument/2006/math" xmlns:v="urn:schemas-microsoft-com:vml" xmlns:wp14="http://schemas.microsoft.com/office/word/2010/wordprocessingDrawing" xmlns:wp="http://schemas.openxmlformats.org/drawingml/2006/wordprocessingDrawing" xmlns:w10="urn:schemas-microsoft-com:office:word" xmlns:w="http://schemas.openxmlformats.org/wordprocessingml/2006/main" xmlns:w14="http://schemas.microsoft.com/office/word/2010/wordml" xmlns:w15="http://schemas.microsoft.com/office/word/2012/wordml" xmlns:w16cex="http://schemas.microsoft.com/office/word/2018/wordml/cex" xmlns:w16cid="http://schemas.microsoft.com/office/word/2016/wordml/cid" xmlns:w16="http://schemas.microsoft.com/office/word/2018/wordml" xmlns:w16du="http://schemas.microsoft.com/office/word/2023/wordml/word16du" xmlns:w16sdtdh="http://schemas.microsoft.com/office/word/2020/wordml/sdtdatahash" xmlns:w16sdtfl="http://schemas.microsoft.com/office/word/2024/wordml/sdtformatlock" xmlns:w16se="http://schemas.microsoft.com/office/word/2015/wordml/symex" xmlns:wpg="http://schemas.microsoft.com/office/word/2010/wordprocessingGroup" xmlns:wpi="http://schemas.microsoft.com/office/word/2010/wordprocessingInk" xmlns:wne="http://schemas.microsoft.com/office/word/2006/wordml" xmlns:wps="http://schemas.microsoft.com/office/word/2010/wordprocessingShape" mc:Ignorable="w14 w15 w16se w16cid w16 w16cex w16sdtdh w16sdtfl w16du wp14">
+<w:ftr xmlns:m="http://schemas.openxmlformats.org/officeDocument/2006/math" xmlns:mc="http://schemas.openxmlformats.org/markup-compatibility/2006" xmlns:mo="http://schemas.microsoft.com/office/mac/office/2008/main" xmlns:mv="urn:schemas-microsoft-com:mac:vml" xmlns:o="urn:schemas-microsoft-com:office:office" xmlns:r="http://schemas.openxmlformats.org/officeDocument/2006/relationships" xmlns:v="urn:schemas-microsoft-com:vml" xmlns:w10="urn:schemas-microsoft-com:office:word" xmlns:w14="http://schemas.microsoft.com/office/word/2010/wordml" xmlns:w="http://schemas.openxmlformats.org/wordprocessingml/2006/main" xmlns:wne="http://schemas.microsoft.com/office/word/2006/wordml" xmlns:wp14="http://schemas.microsoft.com/office/word/2010/wordprocessingDrawing" xmlns:wp="http://schemas.openxmlformats.org/drawingml/2006/wordprocessingDrawing" xmlns:wpc="http://schemas.microsoft.com/office/word/2010/wordprocessingCanvas" xmlns:wpg="http://schemas.microsoft.com/office/word/2010/wordprocessingGroup" xmlns:wpi="http://schemas.microsoft.com/office/word/2010/wordprocessingInk" xmlns:wps="http://schemas.microsoft.com/office/word/2010/wordprocessingShape" mc:Ignorable="w14 wp14">
   <w:p>
+    <w:pPr>
+      <w:spacing w:line="240" w:lineRule="auto" w:before="0" w:after="0"/>
+      <w:jc w:val="left"/>
+    </w:pPr>
     <w:r>
       <w:rPr>
+        <w:rFonts w:ascii="Aptos" w:hAnsi="Aptos" w:eastAsia="Aptos" w:cs="Aptos"/>
         <w:sz w:val="18"/>
       </w:rPr>
       <w:t xml:space="preserve">From J.M. Larson and H.L. Stedge, </w:t>
     </w:r>
     <w:r>
       <w:rPr>
+        <w:rFonts w:ascii="Aptos" w:hAnsi="Aptos" w:eastAsia="Aptos" w:cs="Aptos"/>
         <w:i/>
         <w:sz w:val="18"/>
       </w:rPr>
@@ -527,6 +620,7 @@
     </w:r>
     <w:r>
       <w:rPr>
+        <w:rFonts w:ascii="Aptos" w:hAnsi="Aptos" w:eastAsia="Aptos" w:cs="Aptos"/>
         <w:sz w:val="18"/>
       </w:rPr>
       <w:t xml:space="preserve"> (Human Kinetics, 2027).</w:t>
@@ -4554,7 +4648,7 @@
     <w:name w:val="Normal"/>
     <w:qFormat/>
     <w:rPr>
-      <w:rFonts w:ascii="Aptos" w:eastAsia="Aptos" w:hAnsi="Aptos" w:cs="Aptos"/>
+      <w:rFonts w:ascii="Aptos" w:hAnsi="Aptos" w:eastAsia="Aptos" w:cs="Aptos"/>
     </w:rPr>
   </w:style>
   <w:style w:type="paragraph" w:styleId="Heading1">
